--- a/tillsyn/A 20935-2023 tillsynsbegäran.docx
+++ b/tillsyn/A 20935-2023 tillsynsbegäran.docx
@@ -1400,7 +1400,7 @@
     <w:r>
       <w:tab/>
       <w:tab/>
-      <w:t>2026-06-18</w:t>
+      <w:t>2026-06-19</w:t>
       <w:br/>
       <w:br/>
     </w:r>

--- a/tillsyn/A 20935-2023 tillsynsbegäran.docx
+++ b/tillsyn/A 20935-2023 tillsynsbegäran.docx
@@ -1400,7 +1400,7 @@
     <w:r>
       <w:tab/>
       <w:tab/>
-      <w:t>2026-06-19</w:t>
+      <w:t>2026-06-20</w:t>
       <w:br/>
       <w:br/>
     </w:r>

--- a/tillsyn/A 20935-2023 tillsynsbegäran.docx
+++ b/tillsyn/A 20935-2023 tillsynsbegäran.docx
@@ -12,10 +12,7 @@
     </w:p>
     <w:p>
       <w:r>
-        <w:t>Detta dokument behandlar höga naturvärden i avverkningsanmälan A 20935-2023 i Härjedalens kommun som inkom 2023-05-15 och omfattar 7,3 ha.</w:t>
-      </w:r>
-      <w:r>
-        <w:t xml:space="preserve"> I Figur 1 visas fyndplatser för naturvårdsarter i området, som finns registrerade på Artportalen.</w:t>
+        <w:t>Denna tillsynsbegäran behandlar höga naturvärden i avverkningsanmälan A 20935-2023 i Härjedalens kommun som inkom 2023-05-15 och omfattar 7,3 ha.</w:t>
       </w:r>
     </w:p>
     <w:p>
@@ -63,27 +60,12 @@
         <w:spacing w:after="240"/>
       </w:pPr>
       <w:r>
-        <w:t>Figur 1. Fyndplatser för naturvårdsarter i och inom 20 meter från avverkningsanmälan (röd linje). Inom parentes anges rödlistekategorier, S för signalarter, Tför typiska arter och fridlysningsparagrafer i artskyddsförordningen.Markörer utan svart kant är placerade på fyndplatsen. Markörer med svart kant är placerade vid sidan av fyndplatsen och har ett svart streck som visar fyndplatsens exakta position. Kartans mittpunktskoordinat är N 6928151, E 376084 i SWEREF 99 TM.</w:t>
+        <w:t>Figur 1. Fyndplatser för naturvårdsarter i och inom 20 meter från avverkningsanmälan. Markörer utan svart kant är placerade på fyndplatsen. Markörer med svart kant är placerade vid sidan av fyndplatsen har ett svart streck som visar fyndplatsens exakta position. Kartans mittpunktskoordinat är N 6928151, E 376084 i SWEREF 99 TM.</w:t>
       </w:r>
     </w:p>
     <w:p>
       <w:r>
-        <w:t>Vi begär härmed att Skogsstyrelsen fattar beslut enligt miljöbalken som säkerställer att skogens höga naturvärden bevaras samt att EU-lagstiftning efterlevs och att artskyddsbrott förhindras.</w:t>
-      </w:r>
-    </w:p>
-    <w:p>
-      <w:r>
-        <w:t>Vi begär vidare att Skogsstyrelsen säkerställer att inga skador eller försämringar av naturtypens bevarandestatus i området tillåts ske. Se Rådets direktiv 92/43/EEG samt ickeförsämringskravet i EU:s naturrestaureringsförordning (EU 2024/1991).</w:t>
-      </w:r>
-    </w:p>
-    <w:p>
-      <w:r>
-        <w:t>Vi önskar även ta del av de ställningstaganden och beslut som myndigheten meddelar till följd av aktuell avverkningsanmälan och föreningens inlaga (se 34 § förvaltningslagen).</w:t>
-      </w:r>
-    </w:p>
-    <w:p>
-      <w:r>
-        <w:t>Nedan beskrivs fynd av naturvårdsarter och fridlysta arter som gjorts i det avverkningsanmälda området. I BILAGA 1 finns artfakta om fridlysta arter.</w:t>
+        <w:t>I och inom 20 meter från avverkningsanmälan finns fynd av 15 naturvårdsarter, varav 10 är rödlistade, 3 är fridlysta, 12 är typiska (T) och 3 är signalarter (S): garnlav (VU, T), gränsticka (VU, T), doftskinn (NT, T), gammelgransskål (NT, T), rödbrun blekspik (NT, T), skrovellav (NT, T), tretåig hackspett (NT, T, §4), ullticka (NT, T), vedflamlav (NT), vitgrynig nållav (NT), bårdlav (S, T), stuplav (S, T), vågbandad barkbock (S), spillkråka (T, §4) och tjäder (T, §4). Se Figur 1.</w:t>
       </w:r>
     </w:p>
     <w:p>
@@ -91,17 +73,665 @@
         <w:pStyle w:val="Heading1"/>
       </w:pPr>
       <w:r>
-        <w:t>Naturvårdsarter</w:t>
+        <w:t>Tillsynsbegäran</w:t>
       </w:r>
     </w:p>
     <w:p>
       <w:r>
-        <w:t>I och inom 20 meter från avverkningsanmälan har följande 15 naturvårdsarter hittats: garnlav (VU, T), gränsticka (VU, T), doftskinn (NT, T), gammelgransskål (NT, T), rödbrun blekspik (NT, T), skrovellav (NT, T), tretåig hackspett (NT, T, §4), ullticka (NT, T), vedflamlav (NT), vitgrynig nållav (NT), bårdlav (S, T), stuplav (S, T), vågbandad barkbock (S), spillkråka (T, §4) och tjäder (T, §4). Av dessa är 10 rödlistade. För rödlistade arter har rödlistekategorin angivits inom parentes. Arter som är signalarter enligt Skogsstyrelsen har markerats med (S). Typiska arter inom Natura 2000 som är kopplade till skogsekosystem har markerats med (T). För fridlysta arter anges även paragrafen i Artskyddsförordningen som arten är fridlyst enligt.</w:t>
+        <w:t>Vi begär härmed att Skogsstyrelsen fattar beslut enligt miljöbalken som säkerställer att skogens höga naturvärden bevaras samt att EU-lagstiftning efterlevs och att artskyddsbrott förhindras.</w:t>
       </w:r>
     </w:p>
     <w:p>
       <w:r>
-        <w:t>De påträffade naturvårdsarterna är ett tydligt kvitto på att det rör sig om en skog med höga naturvärden.</w:t>
+        <w:t>Vi begär vidare att Skogsstyrelsen säkerställer att inga skador eller försämringar av naturtypens bevarandestatus i området tillåts ske. Se Rådets direktiv 92/43/EEG samt ickeförsämringskravet i EU:s naturrestaureringsförordning (EU 2024/1991).</w:t>
+      </w:r>
+    </w:p>
+    <w:p>
+      <w:r>
+        <w:t>Vi önskar även ta del av de ställningstaganden och beslut som myndigheten meddelar till följd av aktuell avverkningsanmälan och föreningens inlaga (se 34 § förvaltningslagen).</w:t>
+      </w:r>
+    </w:p>
+    <w:p>
+      <w:pPr>
+        <w:pStyle w:val="Heading1"/>
+      </w:pPr>
+      <w:r>
+        <w:t>Naturvårdsarter och fridlysta arter</w:t>
+      </w:r>
+    </w:p>
+    <w:p>
+      <w:r>
+        <w:t>Nedan följer beskrivningar av de naturvårdsarter och fridlysta arter som har sina livsmiljöer och växtplatser i den avverkningsanmälda skogen. Se även ytterligare artfakta i BILAGA 1. De påträffade naturvårdsarterna är ett tydligt kvitto på att det rör sig om en skog med höga naturvärden.</w:t>
+      </w:r>
+    </w:p>
+    <w:p>
+      <w:r>
+        <w:rPr>
+          <w:b/>
+        </w:rPr>
+        <w:t>Garnlav (VU)</w:t>
+      </w:r>
+      <w:r>
+        <w:t xml:space="preserve"> är en utpräglad barrskogsart som ibland kan drapera träden i norrländska grannaturskogar med hög luftfuktighet. Den förekommer även i talldominerade bestånd där den, förutom i trädens grenverk, påträffas hängande över ojämnheter i tallbarken. Arten har minskat starkt i södra och mellersta Sverige och den minskar även i sitt nordliga utbredningsområde. Minskningstakten uppgår till 30 (20–50) % inom 50 år och överstiger gränsvärdet för Sårbar (VU). Orsaken till tillbakagången beror främst på slutavverkningar av naturskogsartade skogar. Bestånd med riklig förekomst bör regelmässigt sparas, vilket även gynnar flera andra sällsynta och rödlistade arter. Garnlav är värdväxt för den mycket sällsynta och akut hotade fjärilen barrskogslavfly (CR) som hör hemma i boreala barrskogar med riklig förekomst av värdväxten. Tidigare kunde arten konstateras årligen på flera platser vid Dala-Floda i Dalarna innan lokalerna kalavverkades. Senaste fyndet i landet av barrskogslavfly är från år 2000 då den påträffades vid Högberget i Sollefteå kommun. Garnlav är typisk art för </w:t>
+      </w:r>
+      <w:r>
+        <w:rPr>
+          <w:i/>
+        </w:rPr>
+        <w:t xml:space="preserve">9010 Taiga </w:t>
+      </w:r>
+      <w:r>
+        <w:t>och</w:t>
+      </w:r>
+      <w:r>
+        <w:rPr>
+          <w:i/>
+        </w:rPr>
+        <w:t xml:space="preserve"> 9070 Trädklädd betesmark</w:t>
+      </w:r>
+      <w:r>
+        <w:t xml:space="preserve"> (SLU Artdatabanken, 2026).</w:t>
+      </w:r>
+    </w:p>
+    <w:p>
+      <w:r>
+        <w:rPr>
+          <w:b/>
+        </w:rPr>
+        <w:t>Gränsticka (VU)</w:t>
+      </w:r>
+      <w:r>
+        <w:t xml:space="preserve"> är en mycket bra signalart inom hela sitt utbredningsområde. Den är huvudsakligen knuten till restbestånd av barrnaturskog och förekommer med ett tydligt optimum i orörda eller måttligt påverkade gamla granskogar där det föreligger långvarig kontinuitet av grov död ved. Den totala populationen bedöms ha minskat och fortsätter att minska i takt med att grankontinuitetsskogar (äldre tidigare icke kalavverkade skogar) minskar i areal. Minskningstakten överstiger gränsvärdet för sårbar (VU). Lokaler som hyser arten bör undantas från skogsbruk, speciellt i mellersta och södra Sverige. Gränsticka är typisk art för </w:t>
+      </w:r>
+      <w:r>
+        <w:rPr>
+          <w:i/>
+        </w:rPr>
+        <w:t>9010 Taiga</w:t>
+      </w:r>
+      <w:r>
+        <w:t xml:space="preserve"> (SLU Artdatabanken, 2026; Nitare &amp; Skogsstyrelsen, 2019).</w:t>
+      </w:r>
+    </w:p>
+    <w:p>
+      <w:r>
+        <w:rPr>
+          <w:b/>
+        </w:rPr>
+        <w:t>Doftskinn (NT)</w:t>
+      </w:r>
+      <w:r>
+        <w:t xml:space="preserve">, rödlistad som nära hotad, är en mycket bra signalart för boreal granskog och indikerar ett gran-skogsekosystem med lång kontinuitet av grova lågor. Arten är placerad i toppen av Skogsstyrelsens värdepyramid för bedömning av skog med höga naturvärden och har klassats som en “urskogsindikator”, då den förekommer med ett tydligt optimum i helt eller nästan helt orörda skogar. Doftskinn är typisk art för </w:t>
+      </w:r>
+      <w:r>
+        <w:rPr>
+          <w:i/>
+        </w:rPr>
+        <w:t xml:space="preserve">9010 Taiga </w:t>
+      </w:r>
+      <w:r>
+        <w:t>(SLU Artdatabanken, 2025; Nitare &amp; Skogsstyrelsen, 2019).</w:t>
+      </w:r>
+    </w:p>
+    <w:p>
+      <w:r>
+        <w:rPr>
+          <w:b/>
+        </w:rPr>
+        <w:t>Gammelgransskål (NT)</w:t>
+      </w:r>
+      <w:r>
+        <w:t xml:space="preserve"> är en liten skålsvamp som växer på gamla granar med skrovlig bark. Typiska växtplatser är gransumpskog i myrkanter, bäckdråg, bäckraviner och skuggiga bergssluttningar, men också skog på torrare mark kan hysa arten om beståndet har stark naturskogskaraktär. Bestånd med arten bör behandlas som nyckelbiotoper och sparas vid en slutavverkning. Även gallring bör undvikas. Gammelgransskål är typisk art för </w:t>
+      </w:r>
+      <w:r>
+        <w:rPr>
+          <w:i/>
+        </w:rPr>
+        <w:t>9010 Taiga</w:t>
+      </w:r>
+      <w:r>
+        <w:t xml:space="preserve"> (SLU Artdatabanken, 2024; Nitare &amp; Skogsstyrelsen, 2019).</w:t>
+      </w:r>
+    </w:p>
+    <w:p>
+      <w:r>
+        <w:rPr>
+          <w:b/>
+        </w:rPr>
+        <w:t>Rödbrun blekspik (NT)</w:t>
+      </w:r>
+      <w:r>
+        <w:t xml:space="preserve"> växer i norra Sverige på bark och ved av björk och gran i skogar med hög och jämn luftfuktighet. I södra Sverige växer den främst på ek i öppna åldriga lövskogar. I norra delen av sitt utbredningsområde hotas arten av slutavverkningar av gamla granskogar. I den södra delen av landet hotas den genom de åldriga lövskogarnas tillbakagång och särskilt ekhagarnas igenväxning och genom plantering av sådan mark med barrskog. Rödbrun blekspik är typisk art för </w:t>
+      </w:r>
+      <w:r>
+        <w:rPr>
+          <w:i/>
+        </w:rPr>
+        <w:t xml:space="preserve">9010 Taiga, 9020 Nordlig ädellövskog, 9070 Trädklädd betesmark, 9160 Näringsrik ekskog </w:t>
+      </w:r>
+      <w:r>
+        <w:t xml:space="preserve">och </w:t>
+      </w:r>
+      <w:r>
+        <w:rPr>
+          <w:i/>
+        </w:rPr>
+        <w:t>9180 Ädellövskog i branter</w:t>
+      </w:r>
+      <w:r>
+        <w:t xml:space="preserve"> och signalerar alltid höga naturvärden (SLU Artdatabanken, 2024; Nitare &amp; Skogsstyrelsen, 2019).</w:t>
+      </w:r>
+    </w:p>
+    <w:p>
+      <w:r>
+        <w:rPr>
+          <w:b/>
+        </w:rPr>
+        <w:t>Skrovellav (NT)</w:t>
+      </w:r>
+      <w:r>
+        <w:t xml:space="preserve"> växer på gamla lövträd och på klippor i gamla skogar med hög och jämn luftfuktighet. Slutavverkning av kontinuitetsskog utgör det största hotet och lavens fortsatta förekomst bör säkerställas genom att lokaler med äldre skog skyddas. I områden med mycket hög luftfuktighet kan man på bålen av skrovellav finna de sällsynta parasitsvamparna skrovellavsknapp (EN), </w:t>
+      </w:r>
+      <w:r>
+        <w:rPr>
+          <w:i/>
+        </w:rPr>
+        <w:t>Catillaria lobariicola</w:t>
+      </w:r>
+      <w:r>
+        <w:t xml:space="preserve"> (VU) och </w:t>
+      </w:r>
+      <w:r>
+        <w:rPr>
+          <w:i/>
+        </w:rPr>
+        <w:t>Merismatium lobariae</w:t>
+      </w:r>
+      <w:r>
+        <w:t xml:space="preserve"> (DD). Skrovellav är typisk art för </w:t>
+      </w:r>
+      <w:r>
+        <w:rPr>
+          <w:i/>
+        </w:rPr>
+        <w:t xml:space="preserve">9010 Taiga, 9020 Nordlig ädellövskog, 9040 Fjällbjörkskog, 9070 Trädklädd betesmark, 9160 Näringsrik ekskog, 9180 Ädellövskog i branter, 9190 Näringsfattig ekskog, 8210 Kalkbranter </w:t>
+      </w:r>
+      <w:r>
+        <w:t xml:space="preserve">och </w:t>
+      </w:r>
+      <w:r>
+        <w:rPr>
+          <w:i/>
+        </w:rPr>
+        <w:t>6530 Lövängar</w:t>
+      </w:r>
+      <w:r>
+        <w:t xml:space="preserve"> (SLU Artdatabanken, 2026; Nitare &amp; Skogsstyrelsen, 2019).</w:t>
+      </w:r>
+    </w:p>
+    <w:p>
+      <w:r>
+        <w:rPr>
+          <w:b/>
+        </w:rPr>
+        <w:t>Tretåig hackspett (NT, §4)</w:t>
+      </w:r>
+      <w:r>
+        <w:t xml:space="preserve"> är rödlistad som nära hotad och ingår i bilaga 1 i EU:s fågeldirektiv. Tretåig hackspett är för sin överlevnad beroende av kontinuerlig tillförsel av äldre döende och död ved, som sker genom naturliga självgallringsprocesser i äldre grannaturskogar och barrblandade naturskogar. Om en skog genom skogsbruk gallras eller glesas ur så upphör och uteblir i stort sett den naturliga självgallringsprocessen för mycket lång tid framöver vilket omöjliggör upprätthållandet av den kontinuerliga ekologiska funktionen i ett område. Det finns studier som visar att naturskogens självgallringsprocess som den tretåiga hackspetten är beroende av, inte kan ersättas med efterlämnad hänsyn i skogsbruket (Imbeau &amp; Desrochers, 2002). Storleken på häckningsreviret varierar med skogstypen, förekomsten av död ved och graden av fragmentering, men är i allmänhet i storleksordningen 25–100 hektar. Vintertid krävs ofta betydligt större områden och det finns studier som antyder att arten behöver minst 100 hektar äldre skog. I områden med låg bonitet kan det behövas över 200 hektar lämpligt habitat för att ett par ska kunna reproducera sig. Områden med dokumenterad permanent förekomst i naturskogsmiljöer har vanligen så stora naturvärden att skogsbruk är olämpligt. Tretåig hackspett är typisk art för </w:t>
+      </w:r>
+      <w:r>
+        <w:rPr>
+          <w:i/>
+        </w:rPr>
+        <w:t xml:space="preserve">9010 Taiga, 9740 Skogsbevuxen myr, 9030 Landhöjningsskog </w:t>
+      </w:r>
+      <w:r>
+        <w:t xml:space="preserve">och </w:t>
+      </w:r>
+      <w:r>
+        <w:rPr>
+          <w:i/>
+        </w:rPr>
+        <w:t>9040 Fjällbjörkskog</w:t>
+      </w:r>
+      <w:r>
+        <w:t xml:space="preserve"> (Skogsstyrelsen, 2016; SLU Artdatabanken, 2024).</w:t>
+      </w:r>
+    </w:p>
+    <w:p>
+      <w:r>
+        <w:rPr>
+          <w:b/>
+        </w:rPr>
+        <w:t>Ullticka (NT)</w:t>
+      </w:r>
+      <w:r>
+        <w:t xml:space="preserve"> är knuten till restbestånd av barrnaturskog och förekommer med ett tydligt optimum i orörda eller måttligt påverkade gamla granskogar där det föreligger viss kontinuitet av grov död ved. Ullticka är en bra signalart inom hela sitt utbredningsområde och i södra Sverige är den sällsynt och en god signalart för skyddsvärda granskogsmiljöer. Den hotas av avverkning och fragmentering av naturskog och äldre granskog med lång trädkontinuitet. På ullticka kan ibland ulltickeporing (VU) påträffas - det är en sällsynt ticka som nyligen delats upp i de tre olika arterna ulltickeporing </w:t>
+      </w:r>
+      <w:r>
+        <w:rPr>
+          <w:i/>
+        </w:rPr>
+        <w:t xml:space="preserve">Skeletocutis brevispora </w:t>
+      </w:r>
+      <w:r>
+        <w:t>(VU)</w:t>
+      </w:r>
+      <w:r>
+        <w:rPr>
+          <w:i/>
+        </w:rPr>
+        <w:t>, Skeletocutis delicata</w:t>
+      </w:r>
+      <w:r>
+        <w:t xml:space="preserve"> (VU)</w:t>
+      </w:r>
+      <w:r>
+        <w:rPr>
+          <w:i/>
+        </w:rPr>
+        <w:t xml:space="preserve"> och Skeletocutis exilis</w:t>
+      </w:r>
+      <w:r>
+        <w:t xml:space="preserve"> (NT). Ullticka är typisk art för </w:t>
+      </w:r>
+      <w:r>
+        <w:rPr>
+          <w:i/>
+        </w:rPr>
+        <w:t xml:space="preserve">9010 Taiga, 9050 Näringsrik granskog </w:t>
+      </w:r>
+      <w:r>
+        <w:t xml:space="preserve">och </w:t>
+      </w:r>
+      <w:r>
+        <w:rPr>
+          <w:i/>
+        </w:rPr>
+        <w:t>9030 Landhöjningsskog</w:t>
+      </w:r>
+      <w:r>
+        <w:t xml:space="preserve"> (SLU Artdatabanken, 2026; Nitare &amp; Skogsstyrelsen, 2019; Miettinen &amp; Niemelä, 2018).</w:t>
+      </w:r>
+    </w:p>
+    <w:p>
+      <w:r>
+        <w:rPr>
+          <w:b/>
+        </w:rPr>
+        <w:t>Vedflamlav (NT)</w:t>
+      </w:r>
+      <w:r>
+        <w:t xml:space="preserve"> växer på gammal hård och torr, exponerad kärnved av tall, främst på högstubbar i ljusöppna lägen, t.ex. vid och på myrar, sjökanter, i glesa hällmarkskogar och i brandpräglade tallnaturskogar. Substratet nyskapas i begränsad omfattning och arten är en utmärkt indikator på höga naturvärden i denna skogstyp. Tall- och barrblandskogar med naturskogskaraktär och spår av bränder har ofta höga biologiska värden och bör skyddas. På vedflamlavens bål kan den sällsynta spiklaven/parasiten </w:t>
+      </w:r>
+      <w:r>
+        <w:rPr>
+          <w:i/>
+        </w:rPr>
+        <w:t>Calicium ramboldiicola</w:t>
+      </w:r>
+      <w:r>
+        <w:t xml:space="preserve"> (VU) påträffas (SLU Artdatabanken, 2026).</w:t>
+      </w:r>
+    </w:p>
+    <w:p>
+      <w:r>
+        <w:rPr>
+          <w:b/>
+        </w:rPr>
+        <w:t>Vitgrynig nållav (NT)</w:t>
+      </w:r>
+      <w:r>
+        <w:t xml:space="preserve"> växer nästan uteslutande på bark av gamla, senvuxna granar i skuggiga lägen med hög och jämn luftfuktighet. Den vanligaste naturtypen för arten är kontinuitetsskogar på frisk mark men den finns också i sumpgranskogar. På lång sikt utgör avverkningar av olikåldriga granskogar av naturskogskaraktär ett allvarligt hot mot arten och skogsbruksåtgärder på eller i närheten av växtplatserna bör undvikas. Naturskogsartade, fuktiga granskogar med förekomster av arten signalerar höga biologiska värden och bör bevaras (SLU Artdatabanken, 2024; Nitare &amp; Skogsstyrelsen, 2019).</w:t>
+      </w:r>
+    </w:p>
+    <w:p>
+      <w:r>
+        <w:rPr>
+          <w:b/>
+        </w:rPr>
+        <w:t>Bårdlav</w:t>
+      </w:r>
+      <w:r>
+        <w:t xml:space="preserve"> signalerar miljöer med höga naturvärden och på lokalerna finns vanligtvis många andra ovanliga och rödlistade arter. Den visar även på platser med hög och jämn luftfuktighet. På bårdlav och andra njurlavar (Nephroma) kan de sällsynta parasiterna </w:t>
+      </w:r>
+      <w:r>
+        <w:rPr>
+          <w:i/>
+        </w:rPr>
+        <w:t xml:space="preserve">Protounguicularia nephromatis </w:t>
+      </w:r>
+      <w:r>
+        <w:t xml:space="preserve">(VU) och </w:t>
+      </w:r>
+      <w:r>
+        <w:rPr>
+          <w:i/>
+        </w:rPr>
+        <w:t xml:space="preserve">Tremella nephromatis </w:t>
+      </w:r>
+      <w:r>
+        <w:t xml:space="preserve">(DD) påträffas. Bårdlav är typisk art för </w:t>
+      </w:r>
+      <w:r>
+        <w:rPr>
+          <w:i/>
+        </w:rPr>
+        <w:t xml:space="preserve">9010 Taiga, 9020 Nordlig ädellövskog, 9070 Trädklädd betesmark, 9110 Näringsfattig bokskog, 9160 Näringsrik ekskog, 9180 Ädellövskog i branter </w:t>
+      </w:r>
+      <w:r>
+        <w:t>och</w:t>
+      </w:r>
+      <w:r>
+        <w:rPr>
+          <w:i/>
+        </w:rPr>
+        <w:t xml:space="preserve"> 9190 Näringsfattig ekskog</w:t>
+      </w:r>
+      <w:r>
+        <w:t xml:space="preserve"> (SLU Artdatabanken, 2026; Nitare &amp; Skogsstyrelsen, 2019).</w:t>
+      </w:r>
+    </w:p>
+    <w:p>
+      <w:r>
+        <w:rPr>
+          <w:b/>
+        </w:rPr>
+        <w:t>Stuplav</w:t>
+      </w:r>
+      <w:r>
+        <w:t xml:space="preserve"> är en mycket bra signalart i hela sitt utbredningsområde och förekommer nästan enbart i skogsmiljöer med höga naturvärden. Den indikerar långvarig förekomst av gamla lövträd och miljöer med konstant hög luftfuktighet. I skogar med suboceaniskt klimat finns det en mycket sällsynt parasit, njurlavsknapp </w:t>
+      </w:r>
+      <w:r>
+        <w:rPr>
+          <w:i/>
+        </w:rPr>
+        <w:t>Pletocarpon nephromeum</w:t>
+      </w:r>
+      <w:r>
+        <w:t xml:space="preserve"> (EN), som växer på stuplav. Ytterligare tre sällsynta lavparasiter, </w:t>
+      </w:r>
+      <w:r>
+        <w:rPr>
+          <w:i/>
+        </w:rPr>
+        <w:t>Protounguicularia nephromatis</w:t>
+      </w:r>
+      <w:r>
+        <w:t xml:space="preserve"> (VU), </w:t>
+      </w:r>
+      <w:r>
+        <w:rPr>
+          <w:i/>
+        </w:rPr>
+        <w:t>Refractohilum galligenum</w:t>
+      </w:r>
+      <w:r>
+        <w:t xml:space="preserve"> (NT) och </w:t>
+      </w:r>
+      <w:r>
+        <w:rPr>
+          <w:i/>
+        </w:rPr>
+        <w:t>Roselliniella nephromatis</w:t>
+      </w:r>
+      <w:r>
+        <w:t xml:space="preserve"> (DD), kan också påträffas på stuplav. Stuplav är typisk art för </w:t>
+      </w:r>
+      <w:r>
+        <w:rPr>
+          <w:i/>
+        </w:rPr>
+        <w:t>9010 Taiga</w:t>
+      </w:r>
+      <w:r>
+        <w:t xml:space="preserve"> (SLU Artdatabanken, 2026; Nitare &amp; Skogsstyrelsen, 2019).</w:t>
+      </w:r>
+    </w:p>
+    <w:p>
+      <w:r>
+        <w:rPr>
+          <w:b/>
+        </w:rPr>
+        <w:t xml:space="preserve">Vågbandad barkbock </w:t>
+      </w:r>
+      <w:r>
+        <w:t>är en långhorning vars larvutveckling sker under bark på nyligen döda stående barrträd, främst gran, mer undantagsvis på tall. Främst i stående träd, särskilt gamla, långsamvuxna granar med grov bark, även i grövre grenar, stubbar eller vindfällen. Arten är starkt knuten till naturskogsliknande granskogar, och gynnas av extrema torrsomrar som försvagar träden. Arten påverkas negativt av brist på kontinuitetsskog och en minskning av populationen pågår eller förväntas ske (SLU Artdatabanken, 2025).</w:t>
+      </w:r>
+    </w:p>
+    <w:p>
+      <w:r>
+        <w:rPr>
+          <w:b/>
+        </w:rPr>
+        <w:t>Spillkråka (§4)</w:t>
+      </w:r>
+      <w:r>
+        <w:t xml:space="preserve"> omfattas av bilaga 1 i EU:s fågeldirektiv och är typisk art för </w:t>
+      </w:r>
+      <w:r>
+        <w:rPr>
+          <w:i/>
+        </w:rPr>
+        <w:t xml:space="preserve">9010 Taiga </w:t>
+      </w:r>
+      <w:r>
+        <w:t>och</w:t>
+      </w:r>
+      <w:r>
+        <w:rPr>
+          <w:i/>
+        </w:rPr>
+        <w:t xml:space="preserve"> 9740 Skogsbevuxen myr</w:t>
+      </w:r>
+      <w:r>
+        <w:t>. Den behöver grova träd, främst tall, asp och bok som boträd. Skogsbruk med korta omloppstider och täta, homogena ungskogar utgör det största hotet. Spillkråka är en nyckelart i skogliga miljöer vars övergivna bohål utnyttjas av flera andra hålhäckande fågelarter och fladdermöss, däribland pärluggla (EN, §4), knipa (§4), salskrake (§4) och skogsduva (§4). Hökuggla (VU, §4) och slaguggla (§4) häckar ofta i högstubbar som brutits av i höjd med ett gammalt spillkråkebo (SLU Artdatabanken, 2026; Skogsstyrelsen, 2016).</w:t>
+      </w:r>
+    </w:p>
+    <w:p>
+      <w:r>
+        <w:rPr>
+          <w:b/>
+        </w:rPr>
+        <w:t>Tjäder (§4)</w:t>
+      </w:r>
+      <w:r>
+        <w:t xml:space="preserve"> omfattas av bilaga 1 och 2 EU:s fågeldirektiv och är typisk art för </w:t>
+      </w:r>
+      <w:r>
+        <w:rPr>
+          <w:i/>
+        </w:rPr>
+        <w:t xml:space="preserve">9010 Taiga </w:t>
+      </w:r>
+      <w:r>
+        <w:t xml:space="preserve">och </w:t>
+      </w:r>
+      <w:r>
+        <w:rPr>
+          <w:i/>
+        </w:rPr>
+        <w:t>9740 Skogsbevuxen myr</w:t>
+      </w:r>
+      <w:r>
+        <w:t>. Tjädern är en utpräglad skogsfågel knuten till större sammanhängande barrskogsområden. Tupparna och hönorna utnyttjar till viss del olika miljöer, och habitatvalet varierar dessutom mellan olika delar av året. För att det ska finnas livskraftiga tjäderbestånd krävs funktionella skogslandskap med en blandning av uppvuxen, gles och luckig skog, täta sumpskogar, myrar och andra små våtmarker. Arten försvinner när skogen fragmenteras och den sammanlagda arealen hyggen och andra öppna områden blir för stor. Ett småskaligt och försiktigt virkesuttag genom hyggesfria metoder kan i vissa fall vara möjligt i området inom 200 m från lekcentrum. Längre ut från lekcentrum, inom 200–500 m bör den avverkade ytan inte överskrida 1 hektar för att undvika alltför stora och snabba förändringar (Skogsstyrelsen, 2019; SLU Artdatabanken, 2024).</w:t>
+      </w:r>
+    </w:p>
+    <w:p>
+      <w:pPr>
+        <w:pStyle w:val="Heading1"/>
+      </w:pPr>
+      <w:r>
+        <w:t>EU:s fågeldirektiv</w:t>
+      </w:r>
+    </w:p>
+    <w:p>
+      <w:r>
+        <w:t xml:space="preserve">Europeiska unionens medlemsländer är skyldiga att agera i enlighet med EU:s fågeldirektiv där det uttryckligen står att direktivet gäller för fåglar samt för deras ägg, bon och </w:t>
+      </w:r>
+      <w:r>
+        <w:rPr>
+          <w:b/>
+        </w:rPr>
+        <w:t xml:space="preserve">livsmiljöer </w:t>
+      </w:r>
+      <w:r>
+        <w:t>(artikel 1). Vidare att de åtgärder som vidtas inte får leda till en försämring av den nuvarande situationen beträffande bevarandet av de fågelarter som avses i artikel 1 (artikel 13). Fågeldirektivet är styrande för tillsynsansvariga myndigheters ärendehantering, ställningstaganden och beslutsfattande.</w:t>
+      </w:r>
+    </w:p>
+    <w:p>
+      <w:pPr>
+        <w:pStyle w:val="Heading1"/>
+      </w:pPr>
+      <w:r>
+        <w:t>Typiska arter och EU:s art- och habitatdirektiv</w:t>
+      </w:r>
+    </w:p>
+    <w:p>
+      <w:r>
+        <w:t>Typiska arter används för att lokalisera områden med gynnsam bevarandestatus för de naturtyper som är listade i EU:s art- och habitatdirektiv. Ett exempel är Västlig taiga (EU-kod 9010) som saknar gynnsam bevarandestatus och minskar starkt som naturtyp i Sverige. Naturvårdsverket skriver i sin vägledning för Västlig taiga att dylika miljöer förutsätter normalt att skogarna skyddas långsiktigt, eftersom skogsbruk inte är förenligt med bevarande av naturtypen i gynnsamt tillstånd (Naturvårdsverket, 2011).</w:t>
+      </w:r>
+    </w:p>
+    <w:p>
+      <w:r>
+        <w:t>Följande typiska arter har sina livsmiljöer och växtplatser i den avverkningsanmälda skogen: garnlav (VU, T), gränsticka (VU, T), doftskinn (NT, T), gammelgransskål (NT, T), rödbrun blekspik (NT, T), skrovellav (NT, T), tretåig hackspett (NT, T, §4), ullticka (NT, T), bårdlav (S, T), stuplav (S, T), spillkråka (T, §4) och tjäder (T, §4).</w:t>
+      </w:r>
+    </w:p>
+    <w:p>
+      <w:r>
+        <w:t>Enligt Sveriges Artikel 17 rapportering 2013 och 2019 till EU, har naturtypen Västlig taiga (9010) dålig bevarandestatus med negativ trend inom Sveriges boreala region. Skogsbruksåtgärder som avverkning, röjning och gallring pekas ut som några av de främst bidragande orsakerna till naturtypens dåliga status och negativa trend (SLU Artdatabanken, 2019). I EU:s uppföljning av tillståndet för naturtyperna i Skandinavien 2013 – 2018 framgår det att i den boreala regionen är tillståndet så dåligt för Västlig taiga (9010) att habitatet löper allvarlig risk att försvinna regionalt (EEA, 2022). Det allvarliga läget för den biologiska mångfalden i skogen framhålls även i Skogsstyren rapport 2026/07:</w:t>
+      </w:r>
+    </w:p>
+    <w:p>
+      <w:r>
+        <w:rPr>
+          <w:i/>
+        </w:rPr>
+        <w:t>"All avverkning av kända skogliga värdekärnor och sannolika kontinuitetsskogar behöver upphöra för att fylla bristen om 1,56 miljoner hektar bevarad livsmiljötyp. På grund av begränsade kvarvarande arealer av värdekärnor, naturskogar och kontinuitetsskogar leder fortsatt förlust av dessa till en påtaglig risk för långsiktigt negativa effekter för biologisk mångfald i skogslandskapet. Att de återstående arealerna bevaras och ges ett långsiktigt skydd bedöms därför vara av avgörande betydelse."</w:t>
+      </w:r>
+      <w:r>
+        <w:t xml:space="preserve"> (Skogsstyrelsen, 2026).</w:t>
+      </w:r>
+    </w:p>
+    <w:p>
+      <w:r>
+        <w:t>Trots detta har statusen för Västlig taiga ändrats till otillräcklig i stället för dålig i den senaste Artikel 17 rapporteringen 2025. Av Naturvårdsverkets rapport framgår det dock att de ändrade statusbedömningarna jämfört med rapporteringen 2019 inte beror på faktiska miljöförändringar. Ändringarna är av teknisk karaktär och främst en följd av resultaten från genomförda regeringsuppdrag och beslut inför rapporteringen 2025. Det är alltså politisk styrning i stället för faktiska förhållanden i naturen som ändrat på naturtypernas status i rapporteringen, vilket rimmar dåligt med såväl art- och habitatdirektivets syften och mål som med naturrestaureringsförordningen. I praktiken har dock Sveriges nya sätt att rapportera bevarandestatus till EU inte någon betydelse eftersom Naturvårdsverkets rapportering 2025 visar att Västlig taiga</w:t>
+      </w:r>
+      <w:r>
+        <w:rPr>
+          <w:b/>
+        </w:rPr>
+        <w:t xml:space="preserve"> </w:t>
+      </w:r>
+      <w:r>
+        <w:t>inte har gynnsam bevarandestatus.</w:t>
+      </w:r>
+    </w:p>
+    <w:p>
+      <w:r>
+        <w:t>Åtgärder som vidtas i enlighet med art- och habitatdirektivet ska enligt Artikel 2 syfta till att bibehålla eller återställa en gynnsam bevarandestatus hos livsmiljöer samt arter och vilda djur och växter av gemenskapsintresse. Enligt prejudikat från EU-domstolen ska en skogsbruksverksamhet utföras på ett sådant sätt som utgör ett förebyggande och hållbart skogsbruk för att betraktas som förenlig med bevarandekraven i direktivet (se EU-domstolens dom i de förenade målen C 473-19 och C 474-19).</w:t>
+      </w:r>
+    </w:p>
+    <w:p>
+      <w:r>
+        <w:t xml:space="preserve">Av artikel 1.e samma direktiv framgår att en livsmiljös bevarandestatus anses " gynnsam" när — dess naturliga utbredningsområde och de ytor den täcker inom detta område är stabila eller ökande, och — den särskilda struktur och de särskilda funktioner som är nödvändiga för att den skall kunna bibehållas på lång sikt finns, och sannolikt kommer att finnas under en överskådlig framtid, och — bevarandestatusen hos dess </w:t>
+      </w:r>
+      <w:r>
+        <w:rPr>
+          <w:b/>
+        </w:rPr>
+        <w:t>typiska arter</w:t>
+      </w:r>
+      <w:r>
+        <w:t xml:space="preserve"> är gynnsam enligt definitionen i artikel 1.i.</w:t>
+      </w:r>
+    </w:p>
+    <w:p>
+      <w:r>
+        <w:t>EU-direktiv är bindande för EU:s medlemsländer varvid det ankommer på Skogsstyrelsen som nationell tillsynsmyndighet att beakta syftet med EU:s art- och habitatdirektiv vid prövningen av en skogsbruksverksamhet, se Rådets direktiv 92/43/EEG. Se ytterligare information om EU:s livsmiljödirektiv i bilaga 2.</w:t>
+      </w:r>
+    </w:p>
+    <w:p>
+      <w:r>
+        <w:br w:type="page"/>
+      </w:r>
+    </w:p>
+    <w:p>
+      <w:pPr>
+        <w:pStyle w:val="Title"/>
+      </w:pPr>
+      <w:r>
+        <w:t>BILAGA 1 – Fridlysta arter</w:t>
+      </w:r>
+    </w:p>
+    <w:p>
+      <w:pPr>
+        <w:pStyle w:val="Heading1"/>
+      </w:pPr>
+      <w:r>
+        <w:t>Tretåig hackspett – ekologi samt krav på livsmiljön</w:t>
+      </w:r>
+    </w:p>
+    <w:p>
+      <w:r>
+        <w:t xml:space="preserve">Tretåig hackspett (NT) är fridlyst enligt §4 Artskyddsförordningen och finns med som prioriterad art i Skogsstyrelsen vägledning för skogsbruket (bilaga 4 till SVL). I vägledningen står bland annat att: </w:t>
+      </w:r>
+      <w:r>
+        <w:rPr>
+          <w:i/>
+        </w:rPr>
+        <w:t xml:space="preserve">“Tretåig hackspett har stora arealkrav och höga krav på sin livsmiljö. Omdaningen av naturskogar till kulturskogar medför en förlust av viktiga miljöer, något som förstärks av ökad fragmentering till följd av avverkningar.” </w:t>
+      </w:r>
+      <w:r>
+        <w:t xml:space="preserve">Vidare att: </w:t>
+      </w:r>
+      <w:r>
+        <w:rPr>
+          <w:i/>
+        </w:rPr>
+        <w:t>“Områden med dokumenterad permanent förekomst i naturskogsmiljöer har vanligen så stora naturvärden att skogsbruk är olämpligt”</w:t>
+      </w:r>
+      <w:r>
+        <w:t xml:space="preserve"> (SLU Artdatabanken, 2024; Skogsstyrelsen, 2016)</w:t>
+      </w:r>
+      <w:r>
+        <w:rPr>
+          <w:i/>
+        </w:rPr>
+        <w:t>.</w:t>
+      </w:r>
+    </w:p>
+    <w:p>
+      <w:r>
+        <w:t>Tretåig hackspett är beroende av större sammanhängande naturskogar med kontinuerlig tillgång och nybildning av död ved och fragmentering av livsmiljöerna utgör ett stort hot mot arten (se exempelvis Stachura-Skierczynska et al., 2009; Wesolowski et al., 2005; Butler et al., 2004; Pakkala et al., 2002; Amcoff et al., 1996; Virkkala, 1991). Det finns studier som visar att naturskogens självgallringsprocess som den tretåiga hackspetten är beroende av, inte kan ersättas med efterlämnad hänsyn i skogsbruket (Imbeau &amp; Desrochers, 2002).</w:t>
+      </w:r>
+    </w:p>
+    <w:p>
+      <w:r>
+        <w:t>Permanenta revir av tretåig hackspett karaktäriseras ofta av artens typiska ringformigt ordnade hackmärken på framför allt gamla granar. För att säkerställa att inte revir av tretåig hackspett drabbas av avverkningsplanerna bör en inventering göras i området både under häckningstid och under vintern, då arten utnyttjar betydligt större områden än under sommarens häckningsrevir. Storleken på häckningsreviret varierar med skogstypen, förekomsten av död ved och graden av fragmentering, men är i allmänhet i storleksordningen 25–100 hektar (SLU Artdatabanken, 2024; Skogsstyrelsen, 2016).</w:t>
+      </w:r>
+    </w:p>
+    <w:p>
+      <w:r>
+        <w:t xml:space="preserve">Förutom fridlysning enligt §4 Artskyddsförordningen är tretåig hackspett även förtecknad i EU:s fågeldirektiv bilaga 1. Den är typisk art för </w:t>
+      </w:r>
+      <w:r>
+        <w:rPr>
+          <w:i/>
+        </w:rPr>
+        <w:t xml:space="preserve">9010 Taiga, 9740 Skogsbevuxen myr, 9030 Landhöjningsskog </w:t>
+      </w:r>
+      <w:r>
+        <w:t xml:space="preserve">och </w:t>
+      </w:r>
+      <w:r>
+        <w:rPr>
+          <w:i/>
+        </w:rPr>
+        <w:t>9040 Fjällbjörkskog</w:t>
+      </w:r>
+      <w:r>
+        <w:t xml:space="preserve"> samt ingår i Natura 2000 och är förtecknad i Bernkonventionen bilaga II (strikt skyddade djurarter) (SLU Artdatabanken, 2024; Skogsstyrelsen, 2016).</w:t>
       </w:r>
     </w:p>
     <w:p>
@@ -109,37 +739,143 @@
         <w:pStyle w:val="Heading2"/>
       </w:pPr>
       <w:r>
-        <w:t>Fridlysta arter</w:t>
+        <w:t>Referenser – tretåig hackspett</w:t>
       </w:r>
     </w:p>
     <w:p>
       <w:r>
-        <w:t>Följande fridlysta arter har sina livsmiljöer och växtplatser i den avverkningsanmälda skogen: tretåig hackspett (NT, T, §4), spillkråka (T, §4) och tjäder (T, §4).</w:t>
+        <w:t xml:space="preserve">Amcoff, M. &amp; Eriksson, P. 1996. </w:t>
+      </w:r>
+      <w:r>
+        <w:rPr>
+          <w:i/>
+        </w:rPr>
+        <w:t xml:space="preserve">Förekomst av tretåig hackspett Picoides tridactylus på bestånds- och landskapsnivå. </w:t>
+      </w:r>
+      <w:r>
+        <w:t>Ornis Svecica 6: 107–119.</w:t>
       </w:r>
     </w:p>
     <w:p>
       <w:r>
-        <w:t xml:space="preserve">Observera att medlemsländerna är skyldiga att agera i enlighet med EU:s fågeldirektiv där det uttryckligen står att direktivet gäller för fåglar samt för deras ägg, bon och </w:t>
+        <w:t xml:space="preserve">Butler, R., Angelstam, P., Ekelund, P. &amp; Schlaeffer, R. 2004. </w:t>
       </w:r>
       <w:r>
         <w:rPr>
-          <w:b/>
+          <w:i/>
         </w:rPr>
-        <w:t xml:space="preserve">livsmiljöer </w:t>
-      </w:r>
-      <w:r>
-        <w:t>(artikel 1). Vidare att de åtgärder som vidtas inte får leda till en försämring av den nuvarande situationen beträffande bevarandet av de fågelarter som avses i artikel 1 (artikel 13). Fågeldirektivet är styrande för tillsynsansvariga myndigheters ärendehantering, ställningstaganden och beslutsfattande.</w:t>
+        <w:t xml:space="preserve">Dead wood threshold values for the three-toed woodpecker presence in boreal and sub-Alpine forest. </w:t>
+      </w:r>
+      <w:r>
+        <w:t>Biological conservation 119(3): 305–318.</w:t>
       </w:r>
     </w:p>
     <w:p>
       <w:r>
+        <w:t xml:space="preserve">Imbeau, L. &amp; Desrochers, A. 2002. </w:t>
+      </w:r>
+      <w:r>
         <w:rPr>
-          <w:b/>
+          <w:i/>
         </w:rPr>
-        <w:t>Spillkråka (§4)</w:t>
-      </w:r>
-      <w:r>
-        <w:t xml:space="preserve"> omfattas av bilaga 1 i EU:s fågeldirektiv och är typisk art för </w:t>
+        <w:t xml:space="preserve">Foraging Ecology and Use of Drumming Trees by Three-Toed Woodpeckers. </w:t>
+      </w:r>
+      <w:r>
+        <w:t>The Journal of Wildlife Management. Vol. 66, No. 1 (Jan., 2002), pp. 222–231.</w:t>
+      </w:r>
+    </w:p>
+    <w:p>
+      <w:r>
+        <w:t xml:space="preserve">Pakkala, T., Hanski, I. &amp; Tomppo, E. 2002. </w:t>
+      </w:r>
+      <w:r>
+        <w:rPr>
+          <w:i/>
+        </w:rPr>
+        <w:t xml:space="preserve">Spatial ecology of the three-toed woodpecker in managed forest landscapes. </w:t>
+      </w:r>
+      <w:r>
+        <w:t>Silva Fennica 36(1): 279–288.</w:t>
+      </w:r>
+    </w:p>
+    <w:p>
+      <w:r>
+        <w:t xml:space="preserve">Skogsstyrelsen, 2016. </w:t>
+      </w:r>
+      <w:r>
+        <w:rPr>
+          <w:i/>
+        </w:rPr>
+        <w:t>Vägledning för hänsyn till fåglar – Tretåig hackspett.</w:t>
+      </w:r>
+    </w:p>
+    <w:p>
+      <w:r>
+        <w:t xml:space="preserve">SLU Artdatabanken, 2024. </w:t>
+      </w:r>
+      <w:r>
+        <w:rPr>
+          <w:i/>
+        </w:rPr>
+        <w:t xml:space="preserve">Artfaktablad. Naturvård – artfakta. </w:t>
+      </w:r>
+      <w:r>
+        <w:t>SLU Artdatabanken, Uppsala.</w:t>
+      </w:r>
+    </w:p>
+    <w:p>
+      <w:r>
+        <w:t xml:space="preserve">Stachura-Skierczynska, K., Tumiel, T. &amp; Skierczynski, M. 2009. </w:t>
+      </w:r>
+      <w:r>
+        <w:rPr>
+          <w:i/>
+        </w:rPr>
+        <w:t xml:space="preserve">Habitat prediction model for three-toed woodpecker and its implications for the conservation of biologically valuable forests. </w:t>
+      </w:r>
+      <w:r>
+        <w:t>Forest Ecology and Management 258(5): 697–703.</w:t>
+      </w:r>
+    </w:p>
+    <w:p>
+      <w:r>
+        <w:t xml:space="preserve">Virkkala, R. 1991. </w:t>
+      </w:r>
+      <w:r>
+        <w:rPr>
+          <w:i/>
+        </w:rPr>
+        <w:t xml:space="preserve">Population trends of forest birds in a Finnish Lapland landscape of large habitat blocks – Consequences of stochastic environmental variation or regional habitat alteration. </w:t>
+      </w:r>
+      <w:r>
+        <w:t>Biological conservation 56(2): 223–240.</w:t>
+      </w:r>
+    </w:p>
+    <w:p>
+      <w:r>
+        <w:t xml:space="preserve">Wesolowski, T., Czeszczewik, D. &amp; Rowinski, P. 2005. </w:t>
+      </w:r>
+      <w:r>
+        <w:rPr>
+          <w:i/>
+        </w:rPr>
+        <w:t xml:space="preserve">Effects of forest management on Three-toed Woodpecker Picoides tridactylus distribution in the Bialowieza Forest (NE Poland): conservation implications. </w:t>
+      </w:r>
+      <w:r>
+        <w:t>Acta Ornithologica 40(1): 53–60.</w:t>
+      </w:r>
+    </w:p>
+    <w:p>
+      <w:pPr>
+        <w:pStyle w:val="Heading1"/>
+      </w:pPr>
+      <w:r>
+        <w:t>Spillkråka – ekologi samt krav på livsmiljön</w:t>
+      </w:r>
+    </w:p>
+    <w:p>
+      <w:r>
+        <w:t xml:space="preserve">Spillkråka (§4) ingår i bilaga 1 EU:s fågeldirektiv och är typisk art för </w:t>
       </w:r>
       <w:r>
         <w:rPr>
@@ -157,70 +893,12 @@
         <w:t xml:space="preserve"> 9740 Skogsbevuxen myr</w:t>
       </w:r>
       <w:r>
-        <w:t>. Den behöver grova träd, främst tall, asp och bok som boträd. Skogsbruk med korta omloppstider och täta, homogena ungskogar utgör det största hotet. Spillkråka är en nyckelart i skogliga miljöer vars övergivna bohål utnyttjas av flera andra hålhäckande fågelarter och fladdermöss, däribland pärluggla (EN, §4), knipa (§4), salskrake (§4) och skogsduva (§4). Hökuggla (VU, §4) och slaguggla (§4) häckar ofta i högstubbar som brutits av i höjd med ett gammalt spillkråkebo (SLU Artdatabanken, 2026; Skogsstyrelsen, 2016).</w:t>
+        <w:t>. Den lever i både barr- och blandskog liksom i ren lövskog. De tätaste populationerna tenderar att finnas i äldre, variationsrik blandskog med gott om död ved och gamla träd. Varje par utnyttjar 400–1000 hektar skog beroende på skogens kvalitet. Skogsbruk med korta omloppstider och täta, homogena ungskogar utgör det största hotet (SLU Artdatabanken, 2026).</w:t>
       </w:r>
     </w:p>
     <w:p>
       <w:r>
-        <w:rPr>
-          <w:b/>
-        </w:rPr>
-        <w:t>Tjäder (§4)</w:t>
-      </w:r>
-      <w:r>
-        <w:t xml:space="preserve"> omfattas av bilaga 1 och 2 EU:s fågeldirektiv och är typisk art för </w:t>
-      </w:r>
-      <w:r>
-        <w:rPr>
-          <w:i/>
-        </w:rPr>
-        <w:t xml:space="preserve">9010 Taiga </w:t>
-      </w:r>
-      <w:r>
-        <w:t xml:space="preserve">och </w:t>
-      </w:r>
-      <w:r>
-        <w:rPr>
-          <w:i/>
-        </w:rPr>
-        <w:t>9740 Skogsbevuxen myr</w:t>
-      </w:r>
-      <w:r>
-        <w:t>. Tjädern är en utpräglad skogsfågel knuten till större sammanhängande barrskogsområden. Tupparna och hönorna utnyttjar till viss del olika miljöer, och habitatvalet varierar dessutom mellan olika delar av året. För att det ska finnas livskraftiga tjäderbestånd krävs funktionella skogslandskap med en blandning av uppvuxen, gles och luckig skog, täta sumpskogar, myrar och andra små våtmarker. Arten försvinner när skogen fragmenteras och den sammanlagda arealen hyggen och andra öppna områden blir för stor. Ett småskaligt och försiktigt virkesuttag genom hyggesfria metoder kan i vissa fall vara möjligt i området inom 200 m från lekcentrum. Längre ut från lekcentrum, inom 200–500 m bör den avverkade ytan inte överskrida 1 hektar för att undvika alltför stora och snabba förändringar (Skogsstyrelsen, 2019; SLU Artdatabanken, 2024).</w:t>
-      </w:r>
-    </w:p>
-    <w:p>
-      <w:r>
-        <w:rPr>
-          <w:b/>
-        </w:rPr>
-        <w:t>Tretåig hackspett (NT, §4)</w:t>
-      </w:r>
-      <w:r>
-        <w:t xml:space="preserve"> är rödlistad som nära hotad och ingår i bilaga 1 i EU:s fågeldirektiv. Tretåig hackspett är för sin överlevnad beroende av kontinuerlig tillförsel av äldre döende och död ved, som sker genom naturliga självgallringsprocesser i äldre grannaturskogar och barrblandade naturskogar. Om en skog genom skogsbruk gallras eller glesas ur så upphör och uteblir i stort sett den naturliga självgallringsprocessen för mycket lång tid framöver vilket omöjliggör upprätthållandet av den kontinuerliga ekologiska funktionen i ett område. Det finns studier som visar att naturskogens självgallringsprocess som den tretåiga hackspetten är beroende av, inte kan ersättas med efterlämnad hänsyn i skogsbruket (Imbeau &amp; Desrochers, 2002). Storleken på häckningsreviret varierar med skogstypen, förekomsten av död ved och graden av fragmentering, men är i allmänhet i storleksordningen 25–100 hektar. Vintertid krävs ofta betydligt större områden och det finns studier som antyder att arten behöver minst 100 hektar äldre skog. I områden med låg bonitet kan det behövas över 200 hektar lämpligt habitat för att ett par ska kunna reproducera sig. Områden med dokumenterad permanent förekomst i naturskogsmiljöer har vanligen så stora naturvärden att skogsbruk är olämpligt. Tretåig hackspett är typisk art för </w:t>
-      </w:r>
-      <w:r>
-        <w:rPr>
-          <w:i/>
-        </w:rPr>
-        <w:t xml:space="preserve">9010 Taiga, 9740 Skogsbevuxen myr, 9030 Landhöjningsskog </w:t>
-      </w:r>
-      <w:r>
-        <w:t xml:space="preserve">och </w:t>
-      </w:r>
-      <w:r>
-        <w:rPr>
-          <w:i/>
-        </w:rPr>
-        <w:t>9040 Fjällbjörkskog</w:t>
-      </w:r>
-      <w:r>
-        <w:t xml:space="preserve"> (Skogsstyrelsen, 2016; SLU Artdatabanken, 2024).</w:t>
-      </w:r>
-    </w:p>
-    <w:p>
-      <w:r>
-        <w:t>I BILAGA 1 finns mer detaljerad information om ekologi samt krav på livsmiljö hos fridlysta arter.</w:t>
+        <w:t>Spillkråka är en nyckelart i skogliga miljöer vars övergivna bohål utnyttjas av flera andra hålhäckande fågelarter och fladdermöss, däribland pärluggla (EN, §4), knipa (§4), salskrake (§4) och skogsduva (§4). Hökuggla (VU, §4) och slaguggla (§4) häckar ofta i högstubbar som brutits av i höjd med ett gammalt spillkråkebo (Skogsstyrelsen, 2016).</w:t>
       </w:r>
     </w:p>
     <w:p>
@@ -228,373 +906,35 @@
         <w:pStyle w:val="Heading2"/>
       </w:pPr>
       <w:r>
-        <w:t>Övriga naturvårdsarter</w:t>
+        <w:t>Referenser – spillkråka</w:t>
       </w:r>
     </w:p>
     <w:p>
       <w:r>
-        <w:rPr>
-          <w:b/>
-        </w:rPr>
-        <w:t>Bårdlav</w:t>
-      </w:r>
-      <w:r>
-        <w:t xml:space="preserve"> signalerar miljöer med höga naturvärden och på lokalerna finns vanligtvis många andra ovanliga och rödlistade arter. Den visar även på platser med hög och jämn luftfuktighet. På bårdlav och andra njurlavar (Nephroma) kan de sällsynta parasiterna </w:t>
+        <w:t xml:space="preserve">Skogsstyrelsen, 2016. </w:t>
       </w:r>
       <w:r>
         <w:rPr>
           <w:i/>
         </w:rPr>
-        <w:t xml:space="preserve">Protounguicularia nephromatis </w:t>
-      </w:r>
-      <w:r>
-        <w:t xml:space="preserve">(VU) och </w:t>
+        <w:t xml:space="preserve">Vägledning för hänsyn till spillkråka. </w:t>
+      </w:r>
+      <w:r>
+        <w:t>Vägledningar och kunskapsstöd artskydd – Skogsstyrelsen.</w:t>
+      </w:r>
+    </w:p>
+    <w:p>
+      <w:r>
+        <w:t xml:space="preserve">SLU Artdatabanken, 2026. </w:t>
       </w:r>
       <w:r>
         <w:rPr>
           <w:i/>
         </w:rPr>
-        <w:t xml:space="preserve">Tremella nephromatis </w:t>
-      </w:r>
-      <w:r>
-        <w:t xml:space="preserve">(DD) påträffas. Bårdlav är typisk art för </w:t>
-      </w:r>
-      <w:r>
-        <w:rPr>
-          <w:i/>
-        </w:rPr>
-        <w:t xml:space="preserve">9010 Taiga, 9020 Nordlig ädellövskog, 9070 Trädklädd betesmark, 9110 Näringsfattig bokskog, 9160 Näringsrik ekskog, 9180 Ädellövskog i branter </w:t>
-      </w:r>
-      <w:r>
-        <w:t>och</w:t>
-      </w:r>
-      <w:r>
-        <w:rPr>
-          <w:i/>
-        </w:rPr>
-        <w:t xml:space="preserve"> 9190 Näringsfattig ekskog</w:t>
-      </w:r>
-      <w:r>
-        <w:t xml:space="preserve"> (SLU Artdatabanken, 2026; Nitare &amp; Skogsstyrelsen, 2019).</w:t>
-      </w:r>
-    </w:p>
-    <w:p>
-      <w:r>
-        <w:rPr>
-          <w:b/>
-        </w:rPr>
-        <w:t>Doftskinn (NT)</w:t>
-      </w:r>
-      <w:r>
-        <w:t xml:space="preserve">, rödlistad som nära hotad, är en mycket bra signalart för boreal granskog och indikerar ett gran-skogsekosystem med lång kontinuitet av grova lågor. Arten är placerad i toppen av Skogsstyrelsens värdepyramid för bedömning av skog med höga naturvärden och har klassats som en “urskogsindikator”, då den förekommer med ett tydligt optimum i helt eller nästan helt orörda skogar. Doftskinn är typisk art för </w:t>
-      </w:r>
-      <w:r>
-        <w:rPr>
-          <w:i/>
-        </w:rPr>
-        <w:t xml:space="preserve">9010 Taiga </w:t>
-      </w:r>
-      <w:r>
-        <w:t>(SLU Artdatabanken, 2025; Nitare &amp; Skogsstyrelsen, 2019).</w:t>
-      </w:r>
-    </w:p>
-    <w:p>
-      <w:r>
-        <w:rPr>
-          <w:b/>
-        </w:rPr>
-        <w:t>Gammelgransskål (NT)</w:t>
-      </w:r>
-      <w:r>
-        <w:t xml:space="preserve"> är en liten skålsvamp som växer på gamla granar med skrovlig bark. Typiska växtplatser är gransumpskog i myrkanter, bäckdråg, bäckraviner och skuggiga bergssluttningar, men också skog på torrare mark kan hysa arten om beståndet har stark naturskogskaraktär. Bestånd med arten bör behandlas som nyckelbiotoper och sparas vid en slutavverkning. Även gallring bör undvikas. Gammelgransskål är typisk art för </w:t>
-      </w:r>
-      <w:r>
-        <w:rPr>
-          <w:i/>
-        </w:rPr>
-        <w:t>9010 Taiga</w:t>
-      </w:r>
-      <w:r>
-        <w:t xml:space="preserve"> (SLU Artdatabanken, 2024; Nitare &amp; Skogsstyrelsen, 2019).</w:t>
-      </w:r>
-    </w:p>
-    <w:p>
-      <w:r>
-        <w:rPr>
-          <w:b/>
-        </w:rPr>
-        <w:t>Garnlav (VU)</w:t>
-      </w:r>
-      <w:r>
-        <w:t xml:space="preserve"> är en utpräglad barrskogsart som ibland kan drapera träden i norrländska grannaturskogar med hög luftfuktighet. Den förekommer även i talldominerade bestånd där den, förutom i trädens grenverk, påträffas hängande över ojämnheter i tallbarken. Arten har minskat starkt i södra och mellersta Sverige och den minskar även i sitt nordliga utbredningsområde. Minskningstakten uppgår till 30 (20–50) % inom 50 år och överstiger gränsvärdet för Sårbar (VU). Orsaken till tillbakagången beror främst på slutavverkningar av naturskogsartade skogar. Bestånd med riklig förekomst bör regelmässigt sparas, vilket även gynnar flera andra sällsynta och rödlistade arter. Garnlav är värdväxt för den mycket sällsynta och akut hotade fjärilen barrskogslavfly (CR) som hör hemma i boreala barrskogar med riklig förekomst av värdväxten. Tidigare kunde arten konstateras årligen på flera platser vid Dala-Floda i Dalarna innan lokalerna kalavverkades. Senaste fyndet i landet av barrskogslavfly är från år 2000 då den påträffades vid Högberget i Sollefteå kommun. Garnlav är typisk art för </w:t>
-      </w:r>
-      <w:r>
-        <w:rPr>
-          <w:i/>
-        </w:rPr>
-        <w:t xml:space="preserve">9010 Taiga </w:t>
-      </w:r>
-      <w:r>
-        <w:t>och</w:t>
-      </w:r>
-      <w:r>
-        <w:rPr>
-          <w:i/>
-        </w:rPr>
-        <w:t xml:space="preserve"> 9070 Trädklädd betesmark</w:t>
-      </w:r>
-      <w:r>
-        <w:t xml:space="preserve"> (SLU Artdatabanken, 2026).</w:t>
-      </w:r>
-    </w:p>
-    <w:p>
-      <w:r>
-        <w:rPr>
-          <w:b/>
-        </w:rPr>
-        <w:t>Gränsticka (VU)</w:t>
-      </w:r>
-      <w:r>
-        <w:t xml:space="preserve"> är en mycket bra signalart inom hela sitt utbredningsområde. Den är huvudsakligen knuten till restbestånd av barrnaturskog och förekommer med ett tydligt optimum i orörda eller måttligt påverkade gamla granskogar där det föreligger långvarig kontinuitet av grov död ved. Den totala populationen bedöms ha minskat och fortsätter att minska i takt med att grankontinuitetsskogar (äldre tidigare icke kalavverkade skogar) minskar i areal. Minskningstakten överstiger gränsvärdet för sårbar (VU). Lokaler som hyser arten bör undantas från skogsbruk, speciellt i mellersta och södra Sverige. Gränsticka är typisk art för </w:t>
-      </w:r>
-      <w:r>
-        <w:rPr>
-          <w:i/>
-        </w:rPr>
-        <w:t>9010 Taiga</w:t>
-      </w:r>
-      <w:r>
-        <w:t xml:space="preserve"> (SLU Artdatabanken, 2026; Nitare &amp; Skogsstyrelsen, 2019).</w:t>
-      </w:r>
-    </w:p>
-    <w:p>
-      <w:r>
-        <w:rPr>
-          <w:b/>
-        </w:rPr>
-        <w:t>Rödbrun blekspik (NT)</w:t>
-      </w:r>
-      <w:r>
-        <w:t xml:space="preserve"> växer i norra Sverige på bark och ved av björk och gran i skogar med hög och jämn luftfuktighet. I södra Sverige växer den främst på ek i öppna åldriga lövskogar. I norra delen av sitt utbredningsområde hotas arten av slutavverkningar av gamla granskogar. I den södra delen av landet hotas den genom de åldriga lövskogarnas tillbakagång och särskilt ekhagarnas igenväxning och genom plantering av sådan mark med barrskog. Rödbrun blekspik är typisk art för </w:t>
-      </w:r>
-      <w:r>
-        <w:rPr>
-          <w:i/>
-        </w:rPr>
-        <w:t xml:space="preserve">9010 Taiga, 9020 Nordlig ädellövskog, 9070 Trädklädd betesmark, 9160 Näringsrik ekskog </w:t>
-      </w:r>
-      <w:r>
-        <w:t xml:space="preserve">och </w:t>
-      </w:r>
-      <w:r>
-        <w:rPr>
-          <w:i/>
-        </w:rPr>
-        <w:t>9180 Ädellövskog i branter</w:t>
-      </w:r>
-      <w:r>
-        <w:t xml:space="preserve"> och signalerar alltid höga naturvärden (SLU Artdatabanken, 2024; Nitare &amp; Skogsstyrelsen, 2019).</w:t>
-      </w:r>
-    </w:p>
-    <w:p>
-      <w:r>
-        <w:rPr>
-          <w:b/>
-        </w:rPr>
-        <w:t>Skrovellav (NT)</w:t>
-      </w:r>
-      <w:r>
-        <w:t xml:space="preserve"> växer på gamla lövträd och på klippor i gamla skogar med hög och jämn luftfuktighet. Slutavverkning av kontinuitetsskog utgör det största hotet och lavens fortsatta förekomst bör säkerställas genom att lokaler med äldre skog skyddas. I områden med mycket hög luftfuktighet kan man på bålen av skrovellav finna de sällsynta parasitsvamparna skrovellavsknapp (EN), </w:t>
-      </w:r>
-      <w:r>
-        <w:rPr>
-          <w:i/>
-        </w:rPr>
-        <w:t>Catillaria lobariicola</w:t>
-      </w:r>
-      <w:r>
-        <w:t xml:space="preserve"> (VU) och </w:t>
-      </w:r>
-      <w:r>
-        <w:rPr>
-          <w:i/>
-        </w:rPr>
-        <w:t>Merismatium lobariae</w:t>
-      </w:r>
-      <w:r>
-        <w:t xml:space="preserve"> (DD). Skrovellav är typisk art för </w:t>
-      </w:r>
-      <w:r>
-        <w:rPr>
-          <w:i/>
-        </w:rPr>
-        <w:t xml:space="preserve">9010 Taiga, 9020 Nordlig ädellövskog, 9040 Fjällbjörkskog, 9070 Trädklädd betesmark, 9160 Näringsrik ekskog, 9180 Ädellövskog i branter, 9190 Näringsfattig ekskog, 8210 Kalkbranter </w:t>
-      </w:r>
-      <w:r>
-        <w:t xml:space="preserve">och </w:t>
-      </w:r>
-      <w:r>
-        <w:rPr>
-          <w:i/>
-        </w:rPr>
-        <w:t>6530 Lövängar</w:t>
-      </w:r>
-      <w:r>
-        <w:t xml:space="preserve"> (SLU Artdatabanken, 2026; Nitare &amp; Skogsstyrelsen, 2019).</w:t>
-      </w:r>
-    </w:p>
-    <w:p>
-      <w:r>
-        <w:rPr>
-          <w:b/>
-        </w:rPr>
-        <w:t>Stuplav</w:t>
-      </w:r>
-      <w:r>
-        <w:t xml:space="preserve"> är en mycket bra signalart i hela sitt utbredningsområde och förekommer nästan enbart i skogsmiljöer med höga naturvärden. Den indikerar långvarig förekomst av gamla lövträd och miljöer med konstant hög luftfuktighet. I skogar med suboceaniskt klimat finns det en mycket sällsynt parasit, njurlavsknapp </w:t>
-      </w:r>
-      <w:r>
-        <w:rPr>
-          <w:i/>
-        </w:rPr>
-        <w:t>Pletocarpon nephromeum</w:t>
-      </w:r>
-      <w:r>
-        <w:t xml:space="preserve"> (EN), som växer på stuplav. Ytterligare tre sällsynta lavparasiter, </w:t>
-      </w:r>
-      <w:r>
-        <w:rPr>
-          <w:i/>
-        </w:rPr>
-        <w:t>Protounguicularia nephromatis</w:t>
-      </w:r>
-      <w:r>
-        <w:t xml:space="preserve"> (VU), </w:t>
-      </w:r>
-      <w:r>
-        <w:rPr>
-          <w:i/>
-        </w:rPr>
-        <w:t>Refractohilum galligenum</w:t>
-      </w:r>
-      <w:r>
-        <w:t xml:space="preserve"> (NT) och </w:t>
-      </w:r>
-      <w:r>
-        <w:rPr>
-          <w:i/>
-        </w:rPr>
-        <w:t>Roselliniella nephromatis</w:t>
-      </w:r>
-      <w:r>
-        <w:t xml:space="preserve"> (DD), kan också påträffas på stuplav. Stuplav är typisk art för </w:t>
-      </w:r>
-      <w:r>
-        <w:rPr>
-          <w:i/>
-        </w:rPr>
-        <w:t>9010 Taiga</w:t>
-      </w:r>
-      <w:r>
-        <w:t xml:space="preserve"> (SLU Artdatabanken, 2026; Nitare &amp; Skogsstyrelsen, 2019).</w:t>
-      </w:r>
-    </w:p>
-    <w:p>
-      <w:r>
-        <w:rPr>
-          <w:b/>
-        </w:rPr>
-        <w:t>Ullticka (NT)</w:t>
-      </w:r>
-      <w:r>
-        <w:t xml:space="preserve"> är knuten till restbestånd av barrnaturskog och förekommer med ett tydligt optimum i orörda eller måttligt påverkade gamla granskogar där det föreligger viss kontinuitet av grov död ved. Ullticka är en bra signalart inom hela sitt utbredningsområde och i södra Sverige är den sällsynt och en god signalart för skyddsvärda granskogsmiljöer. Den hotas av avverkning och fragmentering av naturskog och äldre granskog med lång trädkontinuitet. På ullticka kan ibland ulltickeporing (VU) påträffas - det är en sällsynt ticka som nyligen delats upp i de tre olika arterna ulltickeporing </w:t>
-      </w:r>
-      <w:r>
-        <w:rPr>
-          <w:i/>
-        </w:rPr>
-        <w:t xml:space="preserve">Skeletocutis brevispora </w:t>
-      </w:r>
-      <w:r>
-        <w:t>(VU)</w:t>
-      </w:r>
-      <w:r>
-        <w:rPr>
-          <w:i/>
-        </w:rPr>
-        <w:t>, Skeletocutis delicata</w:t>
-      </w:r>
-      <w:r>
-        <w:t xml:space="preserve"> (VU)</w:t>
-      </w:r>
-      <w:r>
-        <w:rPr>
-          <w:i/>
-        </w:rPr>
-        <w:t xml:space="preserve"> och Skeletocutis exilis</w:t>
-      </w:r>
-      <w:r>
-        <w:t xml:space="preserve"> (NT). Ullticka är typisk art för </w:t>
-      </w:r>
-      <w:r>
-        <w:rPr>
-          <w:i/>
-        </w:rPr>
-        <w:t xml:space="preserve">9010 Taiga, 9050 Näringsrik granskog </w:t>
-      </w:r>
-      <w:r>
-        <w:t xml:space="preserve">och </w:t>
-      </w:r>
-      <w:r>
-        <w:rPr>
-          <w:i/>
-        </w:rPr>
-        <w:t>9030 Landhöjningsskog</w:t>
-      </w:r>
-      <w:r>
-        <w:t xml:space="preserve"> (SLU Artdatabanken, 2026; Nitare &amp; Skogsstyrelsen, 2019; Miettinen &amp; Niemelä, 2018).</w:t>
-      </w:r>
-    </w:p>
-    <w:p>
-      <w:r>
-        <w:rPr>
-          <w:b/>
-        </w:rPr>
-        <w:t>Vedflamlav (NT)</w:t>
-      </w:r>
-      <w:r>
-        <w:t xml:space="preserve"> växer på gammal hård och torr, exponerad kärnved av tall, främst på högstubbar i ljusöppna lägen, t.ex. vid och på myrar, sjökanter, i glesa hällmarkskogar och i brandpräglade tallnaturskogar. Substratet nyskapas i begränsad omfattning och arten är en utmärkt indikator på höga naturvärden i denna skogstyp. Tall- och barrblandskogar med naturskogskaraktär och spår av bränder har ofta höga biologiska värden och bör skyddas. På vedflamlavens bål kan den sällsynta spiklaven/parasiten </w:t>
-      </w:r>
-      <w:r>
-        <w:rPr>
-          <w:i/>
-        </w:rPr>
-        <w:t>Calicium ramboldiicola</w:t>
-      </w:r>
-      <w:r>
-        <w:t xml:space="preserve"> (VU) påträffas (SLU Artdatabanken, 2026).</w:t>
-      </w:r>
-    </w:p>
-    <w:p>
-      <w:r>
-        <w:rPr>
-          <w:b/>
-        </w:rPr>
-        <w:t>Vitgrynig nållav (NT)</w:t>
-      </w:r>
-      <w:r>
-        <w:t xml:space="preserve"> växer nästan uteslutande på bark av gamla, senvuxna granar i skuggiga lägen med hög och jämn luftfuktighet. Den vanligaste naturtypen för arten är kontinuitetsskogar på frisk mark men den finns också i sumpgranskogar. På lång sikt utgör avverkningar av olikåldriga granskogar av naturskogskaraktär ett allvarligt hot mot arten och skogsbruksåtgärder på eller i närheten av växtplatserna bör undvikas. Naturskogsartade, fuktiga granskogar med förekomster av arten signalerar höga biologiska värden och bör bevaras (SLU Artdatabanken, 2024; Nitare &amp; Skogsstyrelsen, 2019).</w:t>
-      </w:r>
-    </w:p>
-    <w:p>
-      <w:r>
-        <w:rPr>
-          <w:b/>
-        </w:rPr>
-        <w:t xml:space="preserve">Vågbandad barkbock </w:t>
-      </w:r>
-      <w:r>
-        <w:t>är en långhorning vars larvutveckling sker under bark på nyligen döda stående barrträd, främst gran, mer undantagsvis på tall. Främst i stående träd, särskilt gamla, långsamvuxna granar med grov bark, även i grövre grenar, stubbar eller vindfällen. Arten är starkt knuten till naturskogsliknande granskogar, och gynnas av extrema torrsomrar som försvagar träden. Arten påverkas negativt av brist på kontinuitetsskog och en minskning av populationen pågår eller förväntas ske (SLU Artdatabanken, 2025).</w:t>
+        <w:t xml:space="preserve">Artfaktablad. Naturvård – artfakta. </w:t>
+      </w:r>
+      <w:r>
+        <w:t>SLU Artdatabanken, Uppsala.</w:t>
       </w:r>
     </w:p>
     <w:p>
@@ -602,97 +942,12 @@
         <w:pStyle w:val="Heading1"/>
       </w:pPr>
       <w:r>
-        <w:t>Typiska arter och EU:s art- och habitatdirektiv</w:t>
+        <w:t>Tjäder – ekologi samt krav på livsmiljön</w:t>
       </w:r>
     </w:p>
     <w:p>
       <w:r>
-        <w:t>Typiska arter används för att lokalisera områden med gynnsam bevarandestatus för de naturtyper som är listade i EU:s art- och habitatdirektiv. Ett exempel är Västlig taiga (EU-kod 9010) som saknar gynnsam bevarandestatus och minskar starkt som naturtyp i Sverige. Naturvårdsverket skriver i sin vägledning för Västlig taiga att dylika miljöer förutsätter normalt att skogarna skyddas långsiktigt, eftersom skogsbruk inte är förenligt med bevarande av naturtypen i gynnsamt tillstånd (Naturvårdsverket, 2011).</w:t>
-      </w:r>
-    </w:p>
-    <w:p>
-      <w:r>
-        <w:t>Följande typiska arter har sina livsmiljöer och växtplatser i den avverkningsanmälda skogen: garnlav (VU, T), gränsticka (VU, T), doftskinn (NT, T), gammelgransskål (NT, T), rödbrun blekspik (NT, T), skrovellav (NT, T), tretåig hackspett (NT, T, §4), ullticka (NT, T), bårdlav (S, T), stuplav (S, T), spillkråka (T, §4) och tjäder (T, §4).</w:t>
-      </w:r>
-    </w:p>
-    <w:p>
-      <w:r>
-        <w:t>Enligt Sveriges Artikel 17 rapportering 2013 och 2019 till EU, har naturtypen Västlig taiga (9010) dålig bevarandestatus med negativ trend inom Sveriges boreala region. Skogsbruksåtgärder som avverkning, röjning och gallring pekas ut som några av de främst bidragande orsakerna till naturtypens dåliga status och negativa trend (SLU Artdatabanken, 2019). I EU:s uppföljning av tillståndet för naturtyperna i Skandinavien 2013 – 2018 framgår det att i den boreala regionen är tillståndet så dåligt för Västlig taiga (9010) att habitatet löper allvarlig risk att försvinna regionalt (EEA, 2022). Det allvarliga läget för den biologiska mångfalden i skogen framhålls även i Skogsstyren rapport 2026/07:</w:t>
-      </w:r>
-    </w:p>
-    <w:p>
-      <w:r>
-        <w:rPr>
-          <w:i/>
-        </w:rPr>
-        <w:t>"All avverkning av kända skogliga värdekärnor och sannolika kontinuitetsskogar behöver upphöra för att fylla bristen om 1,56 miljoner hektar bevarad livsmiljötyp. På grund av begränsade kvarvarande arealer av värdekärnor, naturskogar och kontinuitetsskogar leder fortsatt förlust av dessa till en påtaglig risk för långsiktigt negativa effekter för biologisk mångfald i skogslandskapet. Att de återstående arealerna bevaras och ges ett långsiktigt skydd bedöms därför vara av avgörande betydelse."</w:t>
-      </w:r>
-      <w:r>
-        <w:t xml:space="preserve"> (Skogsstyrelsen, 2026).</w:t>
-      </w:r>
-    </w:p>
-    <w:p>
-      <w:r>
-        <w:t>Trots detta har statusen för Västlig taiga ändrats till otillräcklig i stället för dålig i den senaste Artikel 17 rapporteringen 2025. Av Naturvårdsverkets rapport framgår det dock att de ändrade statusbedömningarna jämfört med rapporteringen 2019 inte beror på faktiska miljöförändringar. Ändringarna är av teknisk karaktär och främst en följd av resultaten från genomförda regeringsuppdrag och beslut inför rapporteringen 2025. Det är alltså politisk styrning i stället för faktiska förhållanden i naturen som ändrat på naturtypernas status i rapporteringen, vilket rimmar dåligt med såväl art- och habitatdirektivets syften och mål som med naturrestaureringsförordningen. I praktiken har dock Sveriges nya sätt att rapportera bevarandestatus till EU inte någon betydelse eftersom Naturvårdsverkets rapportering 2025 visar att Västlig taiga</w:t>
-      </w:r>
-      <w:r>
-        <w:rPr>
-          <w:b/>
-        </w:rPr>
-        <w:t xml:space="preserve"> </w:t>
-      </w:r>
-      <w:r>
-        <w:t>inte har gynnsam bevarandestatus.</w:t>
-      </w:r>
-    </w:p>
-    <w:p>
-      <w:r>
-        <w:t>Åtgärder som vidtas i enlighet med art- och habitatdirektivet ska enligt Artikel 2 syfta till att bibehålla eller återställa en gynnsam bevarandestatus hos livsmiljöer samt arter och vilda djur och växter av gemenskapsintresse. Enligt prejudikat från EU-domstolen ska en skogsbruksverksamhet utföras på ett sådant sätt som utgör ett förebyggande och hållbart skogsbruk för att betraktas som förenlig med bevarandekraven i direktivet (se EU-domstolens dom i de förenade målen C 473-19 och C 474-19).</w:t>
-      </w:r>
-    </w:p>
-    <w:p>
-      <w:r>
-        <w:t xml:space="preserve">Av artikel 1.e samma direktiv framgår att en livsmiljös bevarandestatus anses " gynnsam" när — dess naturliga utbredningsområde och de ytor den täcker inom detta område är stabila eller ökande, och — den särskilda struktur och de särskilda funktioner som är nödvändiga för att den skall kunna bibehållas på lång sikt finns, och sannolikt kommer att finnas under en överskådlig framtid, och — bevarandestatusen hos dess </w:t>
-      </w:r>
-      <w:r>
-        <w:rPr>
-          <w:b/>
-        </w:rPr>
-        <w:t>typiska arter</w:t>
-      </w:r>
-      <w:r>
-        <w:t xml:space="preserve"> är gynnsam enligt definitionen i artikel 1.i.</w:t>
-      </w:r>
-    </w:p>
-    <w:p>
-      <w:r>
-        <w:t>EU-direktiv är bindande för EU:s medlemsländer varvid det ankommer på Skogsstyrelsen som nationell tillsynsmyndighet att beakta syftet med EU:s art- och habitatdirektiv vid prövningen av en skogsbruksverksamhet, se Rådets direktiv 92/43/EEG. Se ytterligare information om EU:s livsmiljödirektiv i bilaga 2.</w:t>
-      </w:r>
-    </w:p>
-    <w:p>
-      <w:r>
-        <w:br w:type="page"/>
-      </w:r>
-    </w:p>
-    <w:p>
-      <w:pPr>
-        <w:pStyle w:val="Title"/>
-      </w:pPr>
-      <w:r>
-        <w:t>BILAGA 1 – Fridlysta arter</w:t>
-      </w:r>
-    </w:p>
-    <w:p>
-      <w:pPr>
-        <w:pStyle w:val="Heading1"/>
-      </w:pPr>
-      <w:r>
-        <w:t>Spillkråka – ekologi samt krav på livsmiljön</w:t>
-      </w:r>
-    </w:p>
-    <w:p>
-      <w:r>
-        <w:t xml:space="preserve">Spillkråka (§4) ingår i bilaga 1 EU:s fågeldirektiv och är typisk art för </w:t>
+        <w:t xml:space="preserve">Tjäder (§4) omfattas av bilaga 1 och 2 EU:s fågeldirektiv och är typisk art för </w:t>
       </w:r>
       <w:r>
         <w:rPr>
@@ -701,21 +956,21 @@
         <w:t xml:space="preserve">9010 Taiga </w:t>
       </w:r>
       <w:r>
-        <w:t>och</w:t>
+        <w:t xml:space="preserve">och </w:t>
       </w:r>
       <w:r>
         <w:rPr>
           <w:i/>
         </w:rPr>
-        <w:t xml:space="preserve"> 9740 Skogsbevuxen myr</w:t>
-      </w:r>
-      <w:r>
-        <w:t>. Den lever i både barr- och blandskog liksom i ren lövskog. De tätaste populationerna tenderar att finnas i äldre, variationsrik blandskog med gott om död ved och gamla träd. Varje par utnyttjar 400–1000 hektar skog beroende på skogens kvalitet. Skogsbruk med korta omloppstider och täta, homogena ungskogar utgör det största hotet (SLU Artdatabanken, 2026).</w:t>
+        <w:t>9740 Skogsbevuxen myr</w:t>
+      </w:r>
+      <w:r>
+        <w:t>. Tjädern är en utpräglad skogsfågel knuten till större sammanhängande barrskogsområden. Tupparna och hönorna utnyttjar till viss del olika miljöer, och habitatvalet varierar dessutom mellan olika delar av året. För att det ska finnas livskraftiga tjäderbestånd krävs funktionella skogslandskap med en blandning av uppvuxen, gles och luckig skog, täta sumpskogar, myrar och andra små våtmarker (Skogsstyrelsen, 2019; SLU Artdatabanken 2024).</w:t>
       </w:r>
     </w:p>
     <w:p>
       <w:r>
-        <w:t>Spillkråka är en nyckelart i skogliga miljöer vars övergivna bohål utnyttjas av flera andra hålhäckande fågelarter och fladdermöss, däribland pärluggla (EN, §4), knipa (§4), salskrake (§4) och skogsduva (§4). Hökuggla (VU, §4) och slaguggla (§4) häckar ofta i högstubbar som brutits av i höjd med ett gammalt spillkråkebo (Skogsstyrelsen, 2016).</w:t>
+        <w:t>Arten försvinner när skogen fragmenteras och den sammanlagda arealen hyggen och andra öppna områden blir för stor. Ett småskaligt och försiktigt virkesuttag genom hyggesfria metoder kan i vissa fall vara möjligt i området inom 200 m från lekcentrum. Längre ut från lekcentrum, inom 200–500 m bör den avverkade ytan inte överskrida 1 hektar för att undvika alltför stora och snabba förändringar (Skogsstyrelsen, 2019).</w:t>
       </w:r>
     </w:p>
     <w:p>
@@ -723,26 +978,23 @@
         <w:pStyle w:val="Heading2"/>
       </w:pPr>
       <w:r>
-        <w:t>Referenser – spillkråka</w:t>
+        <w:t>Referenser – tjäder</w:t>
       </w:r>
     </w:p>
     <w:p>
       <w:r>
-        <w:t xml:space="preserve">Skogsstyrelsen, 2016. </w:t>
+        <w:t xml:space="preserve">Skogsstyrelsen, 2019. </w:t>
       </w:r>
       <w:r>
         <w:rPr>
           <w:i/>
         </w:rPr>
-        <w:t xml:space="preserve">Vägledning för hänsyn till spillkråka. </w:t>
-      </w:r>
-      <w:r>
-        <w:t>Vägledningar och kunskapsstöd artskydd – Skogsstyrelsen.</w:t>
+        <w:t>Vägledning för hänsyn till fåglar – tjäder.</w:t>
       </w:r>
     </w:p>
     <w:p>
       <w:r>
-        <w:t xml:space="preserve">SLU Artdatabanken, 2026. </w:t>
+        <w:t xml:space="preserve">SLU Artdatabanken, 2024. </w:t>
       </w:r>
       <w:r>
         <w:rPr>
@@ -751,277 +1003,7 @@
         <w:t xml:space="preserve">Artfaktablad. Naturvård – artfakta. </w:t>
       </w:r>
       <w:r>
-        <w:t>SLU Artdatabanken, Uppsala.</w:t>
-      </w:r>
-    </w:p>
-    <w:p>
-      <w:pPr>
-        <w:pStyle w:val="Heading1"/>
-      </w:pPr>
-      <w:r>
-        <w:t>Tjäder – ekologi samt krav på livsmiljön</w:t>
-      </w:r>
-    </w:p>
-    <w:p>
-      <w:r>
-        <w:t xml:space="preserve">Tjäder (§4) omfattas av bilaga 1 och 2 EU:s fågeldirektiv och är typisk art för </w:t>
-      </w:r>
-      <w:r>
-        <w:rPr>
-          <w:i/>
-        </w:rPr>
-        <w:t xml:space="preserve">9010 Taiga </w:t>
-      </w:r>
-      <w:r>
-        <w:t xml:space="preserve">och </w:t>
-      </w:r>
-      <w:r>
-        <w:rPr>
-          <w:i/>
-        </w:rPr>
-        <w:t>9740 Skogsbevuxen myr</w:t>
-      </w:r>
-      <w:r>
-        <w:t>. Tjädern är en utpräglad skogsfågel knuten till större sammanhängande barrskogsområden. Tupparna och hönorna utnyttjar till viss del olika miljöer, och habitatvalet varierar dessutom mellan olika delar av året. För att det ska finnas livskraftiga tjäderbestånd krävs funktionella skogslandskap med en blandning av uppvuxen, gles och luckig skog, täta sumpskogar, myrar och andra små våtmarker (Skogsstyrelsen, 2019; SLU Artdatabanken 2024).</w:t>
-      </w:r>
-    </w:p>
-    <w:p>
-      <w:r>
-        <w:t>Arten försvinner när skogen fragmenteras och den sammanlagda arealen hyggen och andra öppna områden blir för stor. Ett småskaligt och försiktigt virkesuttag genom hyggesfria metoder kan i vissa fall vara möjligt i området inom 200 m från lekcentrum. Längre ut från lekcentrum, inom 200–500 m bör den avverkade ytan inte överskrida 1 hektar för att undvika alltför stora och snabba förändringar (Skogsstyrelsen, 2019).</w:t>
-      </w:r>
-    </w:p>
-    <w:p>
-      <w:pPr>
-        <w:pStyle w:val="Heading2"/>
-      </w:pPr>
-      <w:r>
-        <w:t>Referenser – tjäder</w:t>
-      </w:r>
-    </w:p>
-    <w:p>
-      <w:r>
-        <w:t xml:space="preserve">Skogsstyrelsen, 2019. </w:t>
-      </w:r>
-      <w:r>
-        <w:rPr>
-          <w:i/>
-        </w:rPr>
-        <w:t>Vägledning för hänsyn till fåglar – tjäder.</w:t>
-      </w:r>
-    </w:p>
-    <w:p>
-      <w:r>
-        <w:t xml:space="preserve">SLU Artdatabanken, 2024. </w:t>
-      </w:r>
-      <w:r>
-        <w:rPr>
-          <w:i/>
-        </w:rPr>
-        <w:t xml:space="preserve">Artfaktablad. Naturvård – artfakta. </w:t>
-      </w:r>
-      <w:r>
         <w:t>SLU Artdatabanken, Uppsala</w:t>
-      </w:r>
-    </w:p>
-    <w:p>
-      <w:pPr>
-        <w:pStyle w:val="Heading1"/>
-      </w:pPr>
-      <w:r>
-        <w:t>Tretåig hackspett – ekologi samt krav på livsmiljön</w:t>
-      </w:r>
-    </w:p>
-    <w:p>
-      <w:r>
-        <w:t xml:space="preserve">Tretåig hackspett (NT) är fridlyst enligt §4 Artskyddsförordningen och finns med som prioriterad art i Skogsstyrelsen vägledning för skogsbruket (bilaga 4 till SVL). I vägledningen står bland annat att: </w:t>
-      </w:r>
-      <w:r>
-        <w:rPr>
-          <w:i/>
-        </w:rPr>
-        <w:t xml:space="preserve">“Tretåig hackspett har stora arealkrav och höga krav på sin livsmiljö. Omdaningen av naturskogar till kulturskogar medför en förlust av viktiga miljöer, något som förstärks av ökad fragmentering till följd av avverkningar.” </w:t>
-      </w:r>
-      <w:r>
-        <w:t xml:space="preserve">Vidare att: </w:t>
-      </w:r>
-      <w:r>
-        <w:rPr>
-          <w:i/>
-        </w:rPr>
-        <w:t>“Områden med dokumenterad permanent förekomst i naturskogsmiljöer har vanligen så stora naturvärden att skogsbruk är olämpligt”</w:t>
-      </w:r>
-      <w:r>
-        <w:t xml:space="preserve"> (SLU Artdatabanken, 2024; Skogsstyrelsen, 2016)</w:t>
-      </w:r>
-      <w:r>
-        <w:rPr>
-          <w:i/>
-        </w:rPr>
-        <w:t>.</w:t>
-      </w:r>
-    </w:p>
-    <w:p>
-      <w:r>
-        <w:t>Tretåig hackspett är beroende av större sammanhängande naturskogar med kontinuerlig tillgång och nybildning av död ved och fragmentering av livsmiljöerna utgör ett stort hot mot arten (se exempelvis Stachura-Skierczynska et al., 2009; Wesolowski et al., 2005; Butler et al., 2004; Pakkala et al., 2002; Amcoff et al., 1996; Virkkala, 1991). Det finns studier som visar att naturskogens självgallringsprocess som den tretåiga hackspetten är beroende av, inte kan ersättas med efterlämnad hänsyn i skogsbruket (Imbeau &amp; Desrochers, 2002).</w:t>
-      </w:r>
-    </w:p>
-    <w:p>
-      <w:r>
-        <w:t>Permanenta revir av tretåig hackspett karaktäriseras ofta av artens typiska ringformigt ordnade hackmärken på framför allt gamla granar. För att säkerställa att inte revir av tretåig hackspett drabbas av avverkningsplanerna bör en inventering göras i området både under häckningstid och under vintern, då arten utnyttjar betydligt större områden än under sommarens häckningsrevir. Storleken på häckningsreviret varierar med skogstypen, förekomsten av död ved och graden av fragmentering, men är i allmänhet i storleksordningen 25–100 hektar (SLU Artdatabanken, 2024; Skogsstyrelsen, 2016).</w:t>
-      </w:r>
-    </w:p>
-    <w:p>
-      <w:r>
-        <w:t xml:space="preserve">Förutom fridlysning enligt §4 Artskyddsförordningen är tretåig hackspett även förtecknad i EU:s fågeldirektiv bilaga 1. Den är typisk art för </w:t>
-      </w:r>
-      <w:r>
-        <w:rPr>
-          <w:i/>
-        </w:rPr>
-        <w:t xml:space="preserve">9010 Taiga, 9740 Skogsbevuxen myr, 9030 Landhöjningsskog </w:t>
-      </w:r>
-      <w:r>
-        <w:t xml:space="preserve">och </w:t>
-      </w:r>
-      <w:r>
-        <w:rPr>
-          <w:i/>
-        </w:rPr>
-        <w:t>9040 Fjällbjörkskog</w:t>
-      </w:r>
-      <w:r>
-        <w:t xml:space="preserve"> samt ingår i Natura 2000 och är förtecknad i Bernkonventionen bilaga II (strikt skyddade djurarter) (SLU Artdatabanken, 2024; Skogsstyrelsen, 2016).</w:t>
-      </w:r>
-    </w:p>
-    <w:p>
-      <w:pPr>
-        <w:pStyle w:val="Heading2"/>
-      </w:pPr>
-      <w:r>
-        <w:t>Referenser – tretåig hackspett</w:t>
-      </w:r>
-    </w:p>
-    <w:p>
-      <w:r>
-        <w:t xml:space="preserve">Amcoff, M. &amp; Eriksson, P. 1996. </w:t>
-      </w:r>
-      <w:r>
-        <w:rPr>
-          <w:i/>
-        </w:rPr>
-        <w:t xml:space="preserve">Förekomst av tretåig hackspett Picoides tridactylus på bestånds- och landskapsnivå. </w:t>
-      </w:r>
-      <w:r>
-        <w:t>Ornis Svecica 6: 107–119.</w:t>
-      </w:r>
-    </w:p>
-    <w:p>
-      <w:r>
-        <w:t xml:space="preserve">Butler, R., Angelstam, P., Ekelund, P. &amp; Schlaeffer, R. 2004. </w:t>
-      </w:r>
-      <w:r>
-        <w:rPr>
-          <w:i/>
-        </w:rPr>
-        <w:t xml:space="preserve">Dead wood threshold values for the three-toed woodpecker presence in boreal and sub-Alpine forest. </w:t>
-      </w:r>
-      <w:r>
-        <w:t>Biological conservation 119(3): 305–318.</w:t>
-      </w:r>
-    </w:p>
-    <w:p>
-      <w:r>
-        <w:t xml:space="preserve">Imbeau, L. &amp; Desrochers, A. 2002. </w:t>
-      </w:r>
-      <w:r>
-        <w:rPr>
-          <w:i/>
-        </w:rPr>
-        <w:t xml:space="preserve">Foraging Ecology and Use of Drumming Trees by Three-Toed Woodpeckers. </w:t>
-      </w:r>
-      <w:r>
-        <w:t>The Journal of Wildlife Management. Vol. 66, No. 1 (Jan., 2002), pp. 222–231.</w:t>
-      </w:r>
-    </w:p>
-    <w:p>
-      <w:r>
-        <w:t xml:space="preserve">Pakkala, T., Hanski, I. &amp; Tomppo, E. 2002. </w:t>
-      </w:r>
-      <w:r>
-        <w:rPr>
-          <w:i/>
-        </w:rPr>
-        <w:t xml:space="preserve">Spatial ecology of the three-toed woodpecker in managed forest landscapes. </w:t>
-      </w:r>
-      <w:r>
-        <w:t>Silva Fennica 36(1): 279–288.</w:t>
-      </w:r>
-    </w:p>
-    <w:p>
-      <w:r>
-        <w:t xml:space="preserve">Skogsstyrelsen, 2016. </w:t>
-      </w:r>
-      <w:r>
-        <w:rPr>
-          <w:i/>
-        </w:rPr>
-        <w:t>Vägledning för hänsyn till fåglar – Tretåig hackspett.</w:t>
-      </w:r>
-    </w:p>
-    <w:p>
-      <w:r>
-        <w:t xml:space="preserve">SLU Artdatabanken, 2024. </w:t>
-      </w:r>
-      <w:r>
-        <w:rPr>
-          <w:i/>
-        </w:rPr>
-        <w:t xml:space="preserve">Artfaktablad. Naturvård – artfakta. </w:t>
-      </w:r>
-      <w:r>
-        <w:t>SLU Artdatabanken, Uppsala.</w:t>
-      </w:r>
-    </w:p>
-    <w:p>
-      <w:r>
-        <w:t xml:space="preserve">Stachura-Skierczynska, K., Tumiel, T. &amp; Skierczynski, M. 2009. </w:t>
-      </w:r>
-      <w:r>
-        <w:rPr>
-          <w:i/>
-        </w:rPr>
-        <w:t xml:space="preserve">Habitat prediction model for three-toed woodpecker and its implications for the conservation of biologically valuable forests. </w:t>
-      </w:r>
-      <w:r>
-        <w:t>Forest Ecology and Management 258(5): 697–703.</w:t>
-      </w:r>
-    </w:p>
-    <w:p>
-      <w:r>
-        <w:t xml:space="preserve">Virkkala, R. 1991. </w:t>
-      </w:r>
-      <w:r>
-        <w:rPr>
-          <w:i/>
-        </w:rPr>
-        <w:t xml:space="preserve">Population trends of forest birds in a Finnish Lapland landscape of large habitat blocks – Consequences of stochastic environmental variation or regional habitat alteration. </w:t>
-      </w:r>
-      <w:r>
-        <w:t>Biological conservation 56(2): 223–240.</w:t>
-      </w:r>
-    </w:p>
-    <w:p>
-      <w:r>
-        <w:t xml:space="preserve">Wesolowski, T., Czeszczewik, D. &amp; Rowinski, P. 2005. </w:t>
-      </w:r>
-      <w:r>
-        <w:rPr>
-          <w:i/>
-        </w:rPr>
-        <w:t xml:space="preserve">Effects of forest management on Three-toed Woodpecker Picoides tridactylus distribution in the Bialowieza Forest (NE Poland): conservation implications. </w:t>
-      </w:r>
-      <w:r>
-        <w:t>Acta Ornithologica 40(1): 53–60.</w:t>
       </w:r>
     </w:p>
     <w:p>
@@ -1400,7 +1382,7 @@
     <w:r>
       <w:tab/>
       <w:tab/>
-      <w:t>2026-06-20</w:t>
+      <w:t>2026-06-21</w:t>
       <w:br/>
       <w:br/>
     </w:r>

--- a/tillsyn/A 20935-2023 tillsynsbegäran.docx
+++ b/tillsyn/A 20935-2023 tillsynsbegäran.docx
@@ -1382,7 +1382,7 @@
     <w:r>
       <w:tab/>
       <w:tab/>
-      <w:t>2026-06-21</w:t>
+      <w:t>2026-06-22</w:t>
       <w:br/>
       <w:br/>
     </w:r>

--- a/tillsyn/A 20935-2023 tillsynsbegäran.docx
+++ b/tillsyn/A 20935-2023 tillsynsbegäran.docx
@@ -1382,7 +1382,7 @@
     <w:r>
       <w:tab/>
       <w:tab/>
-      <w:t>2026-06-22</w:t>
+      <w:t>2026-06-23</w:t>
       <w:br/>
       <w:br/>
     </w:r>

--- a/tillsyn/A 20935-2023 tillsynsbegäran.docx
+++ b/tillsyn/A 20935-2023 tillsynsbegäran.docx
@@ -1382,7 +1382,7 @@
     <w:r>
       <w:tab/>
       <w:tab/>
-      <w:t>2026-06-23</w:t>
+      <w:t>2026-06-24</w:t>
       <w:br/>
       <w:br/>
     </w:r>

--- a/tillsyn/A 20935-2023 tillsynsbegäran.docx
+++ b/tillsyn/A 20935-2023 tillsynsbegäran.docx
@@ -1382,7 +1382,7 @@
     <w:r>
       <w:tab/>
       <w:tab/>
-      <w:t>2026-06-24</w:t>
+      <w:t>2026-06-25</w:t>
       <w:br/>
       <w:br/>
     </w:r>

--- a/tillsyn/A 20935-2023 tillsynsbegäran.docx
+++ b/tillsyn/A 20935-2023 tillsynsbegäran.docx
@@ -1382,7 +1382,7 @@
     <w:r>
       <w:tab/>
       <w:tab/>
-      <w:t>2026-06-25</w:t>
+      <w:t>2026-06-26</w:t>
       <w:br/>
       <w:br/>
     </w:r>

--- a/tillsyn/A 20935-2023 tillsynsbegäran.docx
+++ b/tillsyn/A 20935-2023 tillsynsbegäran.docx
@@ -1382,7 +1382,7 @@
     <w:r>
       <w:tab/>
       <w:tab/>
-      <w:t>2026-06-26</w:t>
+      <w:t>2026-06-27</w:t>
       <w:br/>
       <w:br/>
     </w:r>

--- a/tillsyn/A 20935-2023 tillsynsbegäran.docx
+++ b/tillsyn/A 20935-2023 tillsynsbegäran.docx
@@ -1382,7 +1382,7 @@
     <w:r>
       <w:tab/>
       <w:tab/>
-      <w:t>2026-06-27</w:t>
+      <w:t>2026-06-28</w:t>
       <w:br/>
       <w:br/>
     </w:r>

--- a/tillsyn/A 20935-2023 tillsynsbegäran.docx
+++ b/tillsyn/A 20935-2023 tillsynsbegäran.docx
@@ -1382,7 +1382,7 @@
     <w:r>
       <w:tab/>
       <w:tab/>
-      <w:t>2026-06-28</w:t>
+      <w:t>2026-06-29</w:t>
       <w:br/>
       <w:br/>
     </w:r>

--- a/tillsyn/A 20935-2023 tillsynsbegäran.docx
+++ b/tillsyn/A 20935-2023 tillsynsbegäran.docx
@@ -1382,7 +1382,7 @@
     <w:r>
       <w:tab/>
       <w:tab/>
-      <w:t>2026-06-29</w:t>
+      <w:t>2026-06-30</w:t>
       <w:br/>
       <w:br/>
     </w:r>

--- a/tillsyn/A 20935-2023 tillsynsbegäran.docx
+++ b/tillsyn/A 20935-2023 tillsynsbegäran.docx
@@ -1382,7 +1382,7 @@
     <w:r>
       <w:tab/>
       <w:tab/>
-      <w:t>2026-06-30</w:t>
+      <w:t>2026-07-01</w:t>
       <w:br/>
       <w:br/>
     </w:r>

--- a/tillsyn/A 20935-2023 tillsynsbegäran.docx
+++ b/tillsyn/A 20935-2023 tillsynsbegäran.docx
@@ -1382,7 +1382,7 @@
     <w:r>
       <w:tab/>
       <w:tab/>
-      <w:t>2026-07-01</w:t>
+      <w:t>2026-07-02</w:t>
       <w:br/>
       <w:br/>
     </w:r>

--- a/tillsyn/A 20935-2023 tillsynsbegäran.docx
+++ b/tillsyn/A 20935-2023 tillsynsbegäran.docx
@@ -1382,7 +1382,7 @@
     <w:r>
       <w:tab/>
       <w:tab/>
-      <w:t>2026-07-13</w:t>
+      <w:t>2026-07-14</w:t>
       <w:br/>
       <w:br/>
     </w:r>

--- a/tillsyn/A 20935-2023 tillsynsbegäran.docx
+++ b/tillsyn/A 20935-2023 tillsynsbegäran.docx
@@ -1382,7 +1382,7 @@
     <w:r>
       <w:tab/>
       <w:tab/>
-      <w:t>2026-07-14</w:t>
+      <w:t>2026-07-15</w:t>
       <w:br/>
       <w:br/>
     </w:r>

--- a/tillsyn/A 20935-2023 tillsynsbegäran.docx
+++ b/tillsyn/A 20935-2023 tillsynsbegäran.docx
@@ -1382,7 +1382,7 @@
     <w:r>
       <w:tab/>
       <w:tab/>
-      <w:t>2026-07-15</w:t>
+      <w:t>2026-07-16</w:t>
       <w:br/>
       <w:br/>
     </w:r>

--- a/tillsyn/A 20935-2023 tillsynsbegäran.docx
+++ b/tillsyn/A 20935-2023 tillsynsbegäran.docx
@@ -1382,7 +1382,7 @@
     <w:r>
       <w:tab/>
       <w:tab/>
-      <w:t>2026-07-16</w:t>
+      <w:t>2026-07-17</w:t>
       <w:br/>
       <w:br/>
     </w:r>

--- a/tillsyn/A 20935-2023 tillsynsbegäran.docx
+++ b/tillsyn/A 20935-2023 tillsynsbegäran.docx
@@ -1382,7 +1382,7 @@
     <w:r>
       <w:tab/>
       <w:tab/>
-      <w:t>2026-07-17</w:t>
+      <w:t>2026-07-18</w:t>
       <w:br/>
       <w:br/>
     </w:r>

--- a/tillsyn/A 20935-2023 tillsynsbegäran.docx
+++ b/tillsyn/A 20935-2023 tillsynsbegäran.docx
@@ -1382,7 +1382,7 @@
     <w:r>
       <w:tab/>
       <w:tab/>
-      <w:t>2026-07-18</w:t>
+      <w:t>2026-07-19</w:t>
       <w:br/>
       <w:br/>
     </w:r>

--- a/tillsyn/A 20935-2023 tillsynsbegäran.docx
+++ b/tillsyn/A 20935-2023 tillsynsbegäran.docx
@@ -1382,7 +1382,7 @@
     <w:r>
       <w:tab/>
       <w:tab/>
-      <w:t>2026-07-19</w:t>
+      <w:t>2026-07-20</w:t>
       <w:br/>
       <w:br/>
     </w:r>

--- a/tillsyn/A 20935-2023 tillsynsbegäran.docx
+++ b/tillsyn/A 20935-2023 tillsynsbegäran.docx
@@ -1382,7 +1382,7 @@
     <w:r>
       <w:tab/>
       <w:tab/>
-      <w:t>2026-07-20</w:t>
+      <w:t>2026-07-21</w:t>
       <w:br/>
       <w:br/>
     </w:r>

--- a/tillsyn/A 20935-2023 tillsynsbegäran.docx
+++ b/tillsyn/A 20935-2023 tillsynsbegäran.docx
@@ -1382,7 +1382,7 @@
     <w:r>
       <w:tab/>
       <w:tab/>
-      <w:t>2026-07-21</w:t>
+      <w:t>2026-07-22</w:t>
       <w:br/>
       <w:br/>
     </w:r>

--- a/tillsyn/A 20935-2023 tillsynsbegäran.docx
+++ b/tillsyn/A 20935-2023 tillsynsbegäran.docx
@@ -1382,7 +1382,7 @@
     <w:r>
       <w:tab/>
       <w:tab/>
-      <w:t>2026-07-22</w:t>
+      <w:t>2026-07-23</w:t>
       <w:br/>
       <w:br/>
     </w:r>

--- a/tillsyn/A 20935-2023 tillsynsbegäran.docx
+++ b/tillsyn/A 20935-2023 tillsynsbegäran.docx
@@ -1382,7 +1382,7 @@
     <w:r>
       <w:tab/>
       <w:tab/>
-      <w:t>2026-07-23</w:t>
+      <w:t>2026-07-24</w:t>
       <w:br/>
       <w:br/>
     </w:r>

--- a/tillsyn/A 20935-2023 tillsynsbegäran.docx
+++ b/tillsyn/A 20935-2023 tillsynsbegäran.docx
@@ -1382,7 +1382,7 @@
     <w:r>
       <w:tab/>
       <w:tab/>
-      <w:t>2026-07-24</w:t>
+      <w:t>2026-07-25</w:t>
       <w:br/>
       <w:br/>
     </w:r>

--- a/tillsyn/A 20935-2023 tillsynsbegäran.docx
+++ b/tillsyn/A 20935-2023 tillsynsbegäran.docx
@@ -1382,7 +1382,7 @@
     <w:r>
       <w:tab/>
       <w:tab/>
-      <w:t>2026-07-25</w:t>
+      <w:t>2026-07-26</w:t>
       <w:br/>
       <w:br/>
     </w:r>

--- a/tillsyn/A 20935-2023 tillsynsbegäran.docx
+++ b/tillsyn/A 20935-2023 tillsynsbegäran.docx
@@ -1382,7 +1382,7 @@
     <w:r>
       <w:tab/>
       <w:tab/>
-      <w:t>2026-07-26</w:t>
+      <w:t>2026-07-27</w:t>
       <w:br/>
       <w:br/>
     </w:r>

--- a/tillsyn/A 20935-2023 tillsynsbegäran.docx
+++ b/tillsyn/A 20935-2023 tillsynsbegäran.docx
@@ -1382,7 +1382,7 @@
     <w:r>
       <w:tab/>
       <w:tab/>
-      <w:t>2026-07-27</w:t>
+      <w:t>2026-07-28</w:t>
       <w:br/>
       <w:br/>
     </w:r>

--- a/tillsyn/A 20935-2023 tillsynsbegäran.docx
+++ b/tillsyn/A 20935-2023 tillsynsbegäran.docx
@@ -1382,7 +1382,7 @@
     <w:r>
       <w:tab/>
       <w:tab/>
-      <w:t>2026-07-28</w:t>
+      <w:t>2026-07-29</w:t>
       <w:br/>
       <w:br/>
     </w:r>

--- a/tillsyn/A 20935-2023 tillsynsbegäran.docx
+++ b/tillsyn/A 20935-2023 tillsynsbegäran.docx
@@ -1382,7 +1382,7 @@
     <w:r>
       <w:tab/>
       <w:tab/>
-      <w:t>2026-07-29</w:t>
+      <w:t>2026-07-30</w:t>
       <w:br/>
       <w:br/>
     </w:r>

--- a/tillsyn/A 20935-2023 tillsynsbegäran.docx
+++ b/tillsyn/A 20935-2023 tillsynsbegäran.docx
@@ -1382,7 +1382,7 @@
     <w:r>
       <w:tab/>
       <w:tab/>
-      <w:t>2026-07-30</w:t>
+      <w:t>2026-07-31</w:t>
       <w:br/>
       <w:br/>
     </w:r>

--- a/tillsyn/A 20935-2023 tillsynsbegäran.docx
+++ b/tillsyn/A 20935-2023 tillsynsbegäran.docx
@@ -1382,7 +1382,7 @@
     <w:r>
       <w:tab/>
       <w:tab/>
-      <w:t>2026-07-31</w:t>
+      <w:t>2026-08-01</w:t>
       <w:br/>
       <w:br/>
     </w:r>

--- a/tillsyn/A 20935-2023 tillsynsbegäran.docx
+++ b/tillsyn/A 20935-2023 tillsynsbegäran.docx
@@ -1382,7 +1382,7 @@
     <w:r>
       <w:tab/>
       <w:tab/>
-      <w:t>2026-08-01</w:t>
+      <w:t>2026-08-02</w:t>
       <w:br/>
       <w:br/>
     </w:r>

--- a/tillsyn/A 20935-2023 tillsynsbegäran.docx
+++ b/tillsyn/A 20935-2023 tillsynsbegäran.docx
@@ -1382,7 +1382,7 @@
     <w:r>
       <w:tab/>
       <w:tab/>
-      <w:t>2026-08-02</w:t>
+      <w:t>2026-08-03</w:t>
       <w:br/>
       <w:br/>
     </w:r>

--- a/tillsyn/A 20935-2023 tillsynsbegäran.docx
+++ b/tillsyn/A 20935-2023 tillsynsbegäran.docx
@@ -1382,7 +1382,7 @@
     <w:r>
       <w:tab/>
       <w:tab/>
-      <w:t>2026-08-03</w:t>
+      <w:t>2026-08-05</w:t>
       <w:br/>
       <w:br/>
     </w:r>

--- a/tillsyn/A 20935-2023 tillsynsbegäran.docx
+++ b/tillsyn/A 20935-2023 tillsynsbegäran.docx
@@ -1382,7 +1382,7 @@
     <w:r>
       <w:tab/>
       <w:tab/>
-      <w:t>2026-08-05</w:t>
+      <w:t>2026-08-07</w:t>
       <w:br/>
       <w:br/>
     </w:r>

--- a/tillsyn/A 20935-2023 tillsynsbegäran.docx
+++ b/tillsyn/A 20935-2023 tillsynsbegäran.docx
@@ -1382,7 +1382,7 @@
     <w:r>
       <w:tab/>
       <w:tab/>
-      <w:t>2026-08-07</w:t>
+      <w:t>2026-08-08</w:t>
       <w:br/>
       <w:br/>
     </w:r>

--- a/tillsyn/A 20935-2023 tillsynsbegäran.docx
+++ b/tillsyn/A 20935-2023 tillsynsbegäran.docx
@@ -60,7 +60,7 @@
         <w:spacing w:after="240"/>
       </w:pPr>
       <w:r>
-        <w:t>Figur 1. Fyndplatser för naturvårdsarter i och inom 20 meter från avverkningsanmälan. Markörer utan svart kant är placerade på fyndplatsen. Markörer med svart kant är placerade vid sidan av fyndplatsen har ett svart streck som visar fyndplatsens exakta position. Kartans mittpunktskoordinat är N 6928151, E 376084 i SWEREF 99 TM.</w:t>
+        <w:t>Figur 1. Fyndplatser för naturvårdsarter i och inom 20 meter från avverkningsanmälan. Markörer utan svart kant är placerade på fyndplatsen. Markörer med svart kant är placerade vid sidan av fyndplatsen och har ett svart streck som visar fyndplatsens exakta position. Kartans mittpunktskoordinat är N 6928151, E 376084 i SWEREF 99 TM.</w:t>
       </w:r>
     </w:p>
     <w:p>
@@ -1382,7 +1382,7 @@
     <w:r>
       <w:tab/>
       <w:tab/>
-      <w:t>2026-08-14</w:t>
+      <w:t>2026-08-15</w:t>
       <w:br/>
       <w:br/>
     </w:r>

--- a/tillsyn/A 20935-2023 tillsynsbegäran.docx
+++ b/tillsyn/A 20935-2023 tillsynsbegäran.docx
@@ -1382,7 +1382,7 @@
     <w:r>
       <w:tab/>
       <w:tab/>
-      <w:t>2026-08-15</w:t>
+      <w:t>2026-08-16</w:t>
       <w:br/>
       <w:br/>
     </w:r>

--- a/tillsyn/A 20935-2023 tillsynsbegäran.docx
+++ b/tillsyn/A 20935-2023 tillsynsbegäran.docx
@@ -1382,7 +1382,7 @@
     <w:r>
       <w:tab/>
       <w:tab/>
-      <w:t>2026-08-16</w:t>
+      <w:t>2026-08-17</w:t>
       <w:br/>
       <w:br/>
     </w:r>

--- a/tillsyn/A 20935-2023 tillsynsbegäran.docx
+++ b/tillsyn/A 20935-2023 tillsynsbegäran.docx
@@ -1382,7 +1382,7 @@
     <w:r>
       <w:tab/>
       <w:tab/>
-      <w:t>2026-08-17</w:t>
+      <w:t>2026-08-18</w:t>
       <w:br/>
       <w:br/>
     </w:r>

--- a/tillsyn/A 20935-2023 tillsynsbegäran.docx
+++ b/tillsyn/A 20935-2023 tillsynsbegäran.docx
@@ -1382,7 +1382,7 @@
     <w:r>
       <w:tab/>
       <w:tab/>
-      <w:t>2026-08-18</w:t>
+      <w:t>2026-08-19</w:t>
       <w:br/>
       <w:br/>
     </w:r>

--- a/tillsyn/A 20935-2023 tillsynsbegäran.docx
+++ b/tillsyn/A 20935-2023 tillsynsbegäran.docx
@@ -1382,7 +1382,7 @@
     <w:r>
       <w:tab/>
       <w:tab/>
-      <w:t>2026-08-19</w:t>
+      <w:t>2026-08-20</w:t>
       <w:br/>
       <w:br/>
     </w:r>

--- a/tillsyn/A 20935-2023 tillsynsbegäran.docx
+++ b/tillsyn/A 20935-2023 tillsynsbegäran.docx
@@ -1382,7 +1382,7 @@
     <w:r>
       <w:tab/>
       <w:tab/>
-      <w:t>2026-08-20</w:t>
+      <w:t>2026-08-21</w:t>
       <w:br/>
       <w:br/>
     </w:r>

--- a/tillsyn/A 20935-2023 tillsynsbegäran.docx
+++ b/tillsyn/A 20935-2023 tillsynsbegäran.docx
@@ -1382,7 +1382,7 @@
     <w:r>
       <w:tab/>
       <w:tab/>
-      <w:t>2026-08-21</w:t>
+      <w:t>2026-08-22</w:t>
       <w:br/>
       <w:br/>
     </w:r>

--- a/tillsyn/A 20935-2023 tillsynsbegäran.docx
+++ b/tillsyn/A 20935-2023 tillsynsbegäran.docx
@@ -1382,7 +1382,7 @@
     <w:r>
       <w:tab/>
       <w:tab/>
-      <w:t>2026-08-22</w:t>
+      <w:t>2026-08-23</w:t>
       <w:br/>
       <w:br/>
     </w:r>

--- a/tillsyn/A 20935-2023 tillsynsbegäran.docx
+++ b/tillsyn/A 20935-2023 tillsynsbegäran.docx
@@ -1382,7 +1382,7 @@
     <w:r>
       <w:tab/>
       <w:tab/>
-      <w:t>2026-08-23</w:t>
+      <w:t>2026-08-24</w:t>
       <w:br/>
       <w:br/>
     </w:r>

--- a/tillsyn/A 20935-2023 tillsynsbegäran.docx
+++ b/tillsyn/A 20935-2023 tillsynsbegäran.docx
@@ -1382,7 +1382,7 @@
     <w:r>
       <w:tab/>
       <w:tab/>
-      <w:t>2026-08-24</w:t>
+      <w:t>2026-08-25</w:t>
       <w:br/>
       <w:br/>
     </w:r>

--- a/tillsyn/A 20935-2023 tillsynsbegäran.docx
+++ b/tillsyn/A 20935-2023 tillsynsbegäran.docx
@@ -1382,7 +1382,7 @@
     <w:r>
       <w:tab/>
       <w:tab/>
-      <w:t>2026-08-25</w:t>
+      <w:t>2026-08-26</w:t>
       <w:br/>
       <w:br/>
     </w:r>

--- a/tillsyn/A 20935-2023 tillsynsbegäran.docx
+++ b/tillsyn/A 20935-2023 tillsynsbegäran.docx
@@ -1382,7 +1382,7 @@
     <w:r>
       <w:tab/>
       <w:tab/>
-      <w:t>2026-08-26</w:t>
+      <w:t>2026-08-27</w:t>
       <w:br/>
       <w:br/>
     </w:r>

--- a/tillsyn/A 20935-2023 tillsynsbegäran.docx
+++ b/tillsyn/A 20935-2023 tillsynsbegäran.docx
@@ -1382,7 +1382,7 @@
     <w:r>
       <w:tab/>
       <w:tab/>
-      <w:t>2026-08-27</w:t>
+      <w:t>2026-08-28</w:t>
       <w:br/>
       <w:br/>
     </w:r>

--- a/tillsyn/A 20935-2023 tillsynsbegäran.docx
+++ b/tillsyn/A 20935-2023 tillsynsbegäran.docx
@@ -1382,7 +1382,7 @@
     <w:r>
       <w:tab/>
       <w:tab/>
-      <w:t>2026-08-28</w:t>
+      <w:t>2026-08-29</w:t>
       <w:br/>
       <w:br/>
     </w:r>

--- a/tillsyn/A 20935-2023 tillsynsbegäran.docx
+++ b/tillsyn/A 20935-2023 tillsynsbegäran.docx
@@ -1382,7 +1382,7 @@
     <w:r>
       <w:tab/>
       <w:tab/>
-      <w:t>2026-08-29</w:t>
+      <w:t>2026-08-31</w:t>
       <w:br/>
       <w:br/>
     </w:r>

--- a/tillsyn/A 20935-2023 tillsynsbegäran.docx
+++ b/tillsyn/A 20935-2023 tillsynsbegäran.docx
@@ -1382,7 +1382,7 @@
     <w:r>
       <w:tab/>
       <w:tab/>
-      <w:t>2026-08-31</w:t>
+      <w:t>2026-09-01</w:t>
       <w:br/>
       <w:br/>
     </w:r>

--- a/tillsyn/A 20935-2023 tillsynsbegäran.docx
+++ b/tillsyn/A 20935-2023 tillsynsbegäran.docx
@@ -1382,7 +1382,7 @@
     <w:r>
       <w:tab/>
       <w:tab/>
-      <w:t>2026-09-01</w:t>
+      <w:t>2026-09-02</w:t>
       <w:br/>
       <w:br/>
     </w:r>

--- a/tillsyn/A 20935-2023 tillsynsbegäran.docx
+++ b/tillsyn/A 20935-2023 tillsynsbegäran.docx
@@ -1382,7 +1382,7 @@
     <w:r>
       <w:tab/>
       <w:tab/>
-      <w:t>2026-09-02</w:t>
+      <w:t>2026-09-03</w:t>
       <w:br/>
       <w:br/>
     </w:r>

--- a/tillsyn/A 20935-2023 tillsynsbegäran.docx
+++ b/tillsyn/A 20935-2023 tillsynsbegäran.docx
@@ -1382,7 +1382,7 @@
     <w:r>
       <w:tab/>
       <w:tab/>
-      <w:t>2026-09-03</w:t>
+      <w:t>2026-09-04</w:t>
       <w:br/>
       <w:br/>
     </w:r>

--- a/tillsyn/A 20935-2023 tillsynsbegäran.docx
+++ b/tillsyn/A 20935-2023 tillsynsbegäran.docx
@@ -1382,7 +1382,7 @@
     <w:r>
       <w:tab/>
       <w:tab/>
-      <w:t>2026-09-04</w:t>
+      <w:t>2026-09-05</w:t>
       <w:br/>
       <w:br/>
     </w:r>

--- a/tillsyn/A 20935-2023 tillsynsbegäran.docx
+++ b/tillsyn/A 20935-2023 tillsynsbegäran.docx
@@ -1382,7 +1382,7 @@
     <w:r>
       <w:tab/>
       <w:tab/>
-      <w:t>2026-09-05</w:t>
+      <w:t>2026-09-06</w:t>
       <w:br/>
       <w:br/>
     </w:r>

--- a/tillsyn/A 20935-2023 tillsynsbegäran.docx
+++ b/tillsyn/A 20935-2023 tillsynsbegäran.docx
@@ -1382,7 +1382,7 @@
     <w:r>
       <w:tab/>
       <w:tab/>
-      <w:t>2026-09-06</w:t>
+      <w:t>2026-09-07</w:t>
       <w:br/>
       <w:br/>
     </w:r>

--- a/tillsyn/A 20935-2023 tillsynsbegäran.docx
+++ b/tillsyn/A 20935-2023 tillsynsbegäran.docx
@@ -1382,7 +1382,7 @@
     <w:r>
       <w:tab/>
       <w:tab/>
-      <w:t>2026-09-07</w:t>
+      <w:t>2026-09-08</w:t>
       <w:br/>
       <w:br/>
     </w:r>

--- a/tillsyn/A 20935-2023 tillsynsbegäran.docx
+++ b/tillsyn/A 20935-2023 tillsynsbegäran.docx
@@ -1382,7 +1382,7 @@
     <w:r>
       <w:tab/>
       <w:tab/>
-      <w:t>2026-09-08</w:t>
+      <w:t>2026-09-09</w:t>
       <w:br/>
       <w:br/>
     </w:r>

--- a/tillsyn/A 20935-2023 tillsynsbegäran.docx
+++ b/tillsyn/A 20935-2023 tillsynsbegäran.docx
@@ -1382,7 +1382,7 @@
     <w:r>
       <w:tab/>
       <w:tab/>
-      <w:t>2026-09-09</w:t>
+      <w:t>2026-09-10</w:t>
       <w:br/>
       <w:br/>
     </w:r>

--- a/tillsyn/A 20935-2023 tillsynsbegäran.docx
+++ b/tillsyn/A 20935-2023 tillsynsbegäran.docx
@@ -1382,7 +1382,7 @@
     <w:r>
       <w:tab/>
       <w:tab/>
-      <w:t>2026-09-10</w:t>
+      <w:t>2026-09-11</w:t>
       <w:br/>
       <w:br/>
     </w:r>

--- a/tillsyn/A 20935-2023 tillsynsbegäran.docx
+++ b/tillsyn/A 20935-2023 tillsynsbegäran.docx
@@ -1382,7 +1382,7 @@
     <w:r>
       <w:tab/>
       <w:tab/>
-      <w:t>2026-09-11</w:t>
+      <w:t>2026-09-12</w:t>
       <w:br/>
       <w:br/>
     </w:r>

--- a/tillsyn/A 20935-2023 tillsynsbegäran.docx
+++ b/tillsyn/A 20935-2023 tillsynsbegäran.docx
@@ -1382,7 +1382,7 @@
     <w:r>
       <w:tab/>
       <w:tab/>
-      <w:t>2026-09-12</w:t>
+      <w:t>2026-09-13</w:t>
       <w:br/>
       <w:br/>
     </w:r>
